--- a/products/manuscript/Manuscript.docx
+++ b/products/manuscript/Manuscript.docx
@@ -7,7 +7,7 @@
         <w:pStyle w:val="Title"/>
       </w:pPr>
       <w:r>
-        <w:t xml:space="preserve">Example Manuscript Template for a Data Analysis Project</w:t>
+        <w:t xml:space="preserve">Analysis of daily changes in a population of Salmonella in an urban creek</w:t>
       </w:r>
     </w:p>
     <w:p>
@@ -589,7 +589,7 @@
         <w:pStyle w:val="FirstParagraph"/>
       </w:pPr>
       <w:r>
-        <w:t xml:space="preserve">Our lab went sampling for</w:t>
+        <w:t xml:space="preserve">Sampling for</w:t>
       </w:r>
       <w:r>
         <w:t xml:space="preserve"> </w:t>
@@ -605,7 +605,7 @@
         <w:t xml:space="preserve"> </w:t>
       </w:r>
       <w:r>
-        <w:t xml:space="preserve">at an urban creek every weekday for 6 months, and then once a week for another 9 months.</w:t>
+        <w:t xml:space="preserve">was conducted at an urban creek every weekday for 6 months, and then once a week for another 9 months.</w:t>
       </w:r>
       <w:r>
         <w:t xml:space="preserve"> </w:t>
@@ -808,1391 +808,7 @@
         <w:pStyle w:val="FirstParagraph"/>
       </w:pPr>
       <w:r>
-        <w:rPr>
-          <w:i/>
-          <w:iCs/>
-        </w:rPr>
-        <w:t xml:space="preserve">Write code that reads in the file and cleans it so it’s ready for analysis. Since this will be fairly long code for most datasets, it might be a good idea to have it in one or several R scripts. If that is the case, explain here briefly what kind of cleaning/processing you do, and provide more details and well documented code somewhere (e.g. as supplement in a paper). All materials, including files that contain code, should be commented well so everyone can follow along.</w:t>
-      </w:r>
-    </w:p>
-    <w:p>
-      <w:pPr>
-        <w:pStyle w:val="SourceCode"/>
-      </w:pPr>
-      <w:r>
-        <w:rPr>
-          <w:rStyle w:val="FunctionTok"/>
-        </w:rPr>
-        <w:t xml:space="preserve">library</w:t>
-      </w:r>
-      <w:r>
-        <w:rPr>
-          <w:rStyle w:val="NormalTok"/>
-        </w:rPr>
-        <w:t xml:space="preserve">(readxl) </w:t>
-      </w:r>
-      <w:r>
-        <w:rPr>
-          <w:rStyle w:val="CommentTok"/>
-        </w:rPr>
-        <w:t xml:space="preserve">#for loading Excel files</w:t>
-      </w:r>
-      <w:r>
-        <w:br/>
-      </w:r>
-      <w:r>
-        <w:rPr>
-          <w:rStyle w:val="FunctionTok"/>
-        </w:rPr>
-        <w:t xml:space="preserve">library</w:t>
-      </w:r>
-      <w:r>
-        <w:rPr>
-          <w:rStyle w:val="NormalTok"/>
-        </w:rPr>
-        <w:t xml:space="preserve">(dplyr) </w:t>
-      </w:r>
-      <w:r>
-        <w:rPr>
-          <w:rStyle w:val="CommentTok"/>
-        </w:rPr>
-        <w:t xml:space="preserve">#for data processing/cleaning</w:t>
-      </w:r>
-    </w:p>
-    <w:p>
-      <w:pPr>
-        <w:pStyle w:val="SourceCode"/>
-      </w:pPr>
-      <w:r>
-        <w:br/>
-      </w:r>
-      <w:r>
-        <w:rPr>
-          <w:rStyle w:val="VerbatimChar"/>
-        </w:rPr>
-        <w:t xml:space="preserve">Attaching package: 'dplyr'</w:t>
-      </w:r>
-    </w:p>
-    <w:p>
-      <w:pPr>
-        <w:pStyle w:val="SourceCode"/>
-      </w:pPr>
-      <w:r>
-        <w:rPr>
-          <w:rStyle w:val="VerbatimChar"/>
-        </w:rPr>
-        <w:t xml:space="preserve">The following objects are masked from 'package:stats':</w:t>
-      </w:r>
-      <w:r>
-        <w:br/>
-      </w:r>
-      <w:r>
-        <w:br/>
-      </w:r>
-      <w:r>
-        <w:rPr>
-          <w:rStyle w:val="VerbatimChar"/>
-        </w:rPr>
-        <w:t xml:space="preserve">    filter, lag</w:t>
-      </w:r>
-    </w:p>
-    <w:p>
-      <w:pPr>
-        <w:pStyle w:val="SourceCode"/>
-      </w:pPr>
-      <w:r>
-        <w:rPr>
-          <w:rStyle w:val="VerbatimChar"/>
-        </w:rPr>
-        <w:t xml:space="preserve">The following objects are masked from 'package:base':</w:t>
-      </w:r>
-      <w:r>
-        <w:br/>
-      </w:r>
-      <w:r>
-        <w:br/>
-      </w:r>
-      <w:r>
-        <w:rPr>
-          <w:rStyle w:val="VerbatimChar"/>
-        </w:rPr>
-        <w:t xml:space="preserve">    intersect, setdiff, setequal, union</w:t>
-      </w:r>
-    </w:p>
-    <w:p>
-      <w:pPr>
-        <w:pStyle w:val="SourceCode"/>
-      </w:pPr>
-      <w:r>
-        <w:rPr>
-          <w:rStyle w:val="FunctionTok"/>
-        </w:rPr>
-        <w:t xml:space="preserve">library</w:t>
-      </w:r>
-      <w:r>
-        <w:rPr>
-          <w:rStyle w:val="NormalTok"/>
-        </w:rPr>
-        <w:t xml:space="preserve">(tidyr) </w:t>
-      </w:r>
-      <w:r>
-        <w:rPr>
-          <w:rStyle w:val="CommentTok"/>
-        </w:rPr>
-        <w:t xml:space="preserve">#for data processing/cleaning</w:t>
-      </w:r>
-      <w:r>
-        <w:br/>
-      </w:r>
-      <w:r>
-        <w:rPr>
-          <w:rStyle w:val="FunctionTok"/>
-        </w:rPr>
-        <w:t xml:space="preserve">library</w:t>
-      </w:r>
-      <w:r>
-        <w:rPr>
-          <w:rStyle w:val="NormalTok"/>
-        </w:rPr>
-        <w:t xml:space="preserve">(skimr) </w:t>
-      </w:r>
-      <w:r>
-        <w:rPr>
-          <w:rStyle w:val="CommentTok"/>
-        </w:rPr>
-        <w:t xml:space="preserve">#for nice visualization of data </w:t>
-      </w:r>
-      <w:r>
-        <w:br/>
-      </w:r>
-      <w:r>
-        <w:rPr>
-          <w:rStyle w:val="FunctionTok"/>
-        </w:rPr>
-        <w:t xml:space="preserve">library</w:t>
-      </w:r>
-      <w:r>
-        <w:rPr>
-          <w:rStyle w:val="NormalTok"/>
-        </w:rPr>
-        <w:t xml:space="preserve">(here) </w:t>
-      </w:r>
-      <w:r>
-        <w:rPr>
-          <w:rStyle w:val="CommentTok"/>
-        </w:rPr>
-        <w:t xml:space="preserve">#to set paths</w:t>
-      </w:r>
-      <w:r>
-        <w:br/>
-      </w:r>
-      <w:r>
-        <w:rPr>
-          <w:rStyle w:val="FunctionTok"/>
-        </w:rPr>
-        <w:t xml:space="preserve">library</w:t>
-      </w:r>
-      <w:r>
-        <w:rPr>
-          <w:rStyle w:val="NormalTok"/>
-        </w:rPr>
-        <w:t xml:space="preserve">(ggplot2) </w:t>
-      </w:r>
-      <w:r>
-        <w:rPr>
-          <w:rStyle w:val="CommentTok"/>
-        </w:rPr>
-        <w:t xml:space="preserve">#for figures</w:t>
-      </w:r>
-      <w:r>
-        <w:br/>
-      </w:r>
-      <w:r>
-        <w:rPr>
-          <w:rStyle w:val="FunctionTok"/>
-        </w:rPr>
-        <w:t xml:space="preserve">library</w:t>
-      </w:r>
-      <w:r>
-        <w:rPr>
-          <w:rStyle w:val="NormalTok"/>
-        </w:rPr>
-        <w:t xml:space="preserve">(knitr) </w:t>
-      </w:r>
-      <w:r>
-        <w:rPr>
-          <w:rStyle w:val="CommentTok"/>
-        </w:rPr>
-        <w:t xml:space="preserve">#for loading figures</w:t>
-      </w:r>
-    </w:p>
-    <w:p>
-      <w:pPr>
-        <w:pStyle w:val="FirstParagraph"/>
-      </w:pPr>
-      <w:r>
-        <w:t xml:space="preserve">Loads packages</w:t>
-      </w:r>
-    </w:p>
-    <w:p>
-      <w:pPr>
-        <w:pStyle w:val="SourceCode"/>
-      </w:pPr>
-      <w:r>
-        <w:rPr>
-          <w:rStyle w:val="CommentTok"/>
-        </w:rPr>
-        <w:t xml:space="preserve">#path to data</w:t>
-      </w:r>
-      <w:r>
-        <w:br/>
-      </w:r>
-      <w:r>
-        <w:rPr>
-          <w:rStyle w:val="NormalTok"/>
-        </w:rPr>
-        <w:t xml:space="preserve">enviro_data_location </w:t>
-      </w:r>
-      <w:r>
-        <w:rPr>
-          <w:rStyle w:val="OtherTok"/>
-        </w:rPr>
-        <w:t xml:space="preserve">&lt;-</w:t>
-      </w:r>
-      <w:r>
-        <w:rPr>
-          <w:rStyle w:val="NormalTok"/>
-        </w:rPr>
-        <w:t xml:space="preserve"> here</w:t>
-      </w:r>
-      <w:r>
-        <w:rPr>
-          <w:rStyle w:val="SpecialCharTok"/>
-        </w:rPr>
-        <w:t xml:space="preserve">::</w:t>
-      </w:r>
-      <w:r>
-        <w:rPr>
-          <w:rStyle w:val="FunctionTok"/>
-        </w:rPr>
-        <w:t xml:space="preserve">here</w:t>
-      </w:r>
-      <w:r>
-        <w:rPr>
-          <w:rStyle w:val="NormalTok"/>
-        </w:rPr>
-        <w:t xml:space="preserve">(</w:t>
-      </w:r>
-      <w:r>
-        <w:rPr>
-          <w:rStyle w:val="StringTok"/>
-        </w:rPr>
-        <w:t xml:space="preserve">"data"</w:t>
-      </w:r>
-      <w:r>
-        <w:rPr>
-          <w:rStyle w:val="NormalTok"/>
-        </w:rPr>
-        <w:t xml:space="preserve">,</w:t>
-      </w:r>
-      <w:r>
-        <w:rPr>
-          <w:rStyle w:val="StringTok"/>
-        </w:rPr>
-        <w:t xml:space="preserve">"raw-data"</w:t>
-      </w:r>
-      <w:r>
-        <w:rPr>
-          <w:rStyle w:val="NormalTok"/>
-        </w:rPr>
-        <w:t xml:space="preserve">,</w:t>
-      </w:r>
-      <w:r>
-        <w:rPr>
-          <w:rStyle w:val="StringTok"/>
-        </w:rPr>
-        <w:t xml:space="preserve">"Environmental_Data_Final.xlsx"</w:t>
-      </w:r>
-      <w:r>
-        <w:rPr>
-          <w:rStyle w:val="NormalTok"/>
-        </w:rPr>
-        <w:t xml:space="preserve">)</w:t>
-      </w:r>
-      <w:r>
-        <w:br/>
-      </w:r>
-      <w:r>
-        <w:rPr>
-          <w:rStyle w:val="NormalTok"/>
-        </w:rPr>
-        <w:t xml:space="preserve">CSS_data_location </w:t>
-      </w:r>
-      <w:r>
-        <w:rPr>
-          <w:rStyle w:val="OtherTok"/>
-        </w:rPr>
-        <w:t xml:space="preserve">&lt;-</w:t>
-      </w:r>
-      <w:r>
-        <w:rPr>
-          <w:rStyle w:val="NormalTok"/>
-        </w:rPr>
-        <w:t xml:space="preserve"> here</w:t>
-      </w:r>
-      <w:r>
-        <w:rPr>
-          <w:rStyle w:val="SpecialCharTok"/>
-        </w:rPr>
-        <w:t xml:space="preserve">::</w:t>
-      </w:r>
-      <w:r>
-        <w:rPr>
-          <w:rStyle w:val="FunctionTok"/>
-        </w:rPr>
-        <w:t xml:space="preserve">here</w:t>
-      </w:r>
-      <w:r>
-        <w:rPr>
-          <w:rStyle w:val="NormalTok"/>
-        </w:rPr>
-        <w:t xml:space="preserve">(</w:t>
-      </w:r>
-      <w:r>
-        <w:rPr>
-          <w:rStyle w:val="StringTok"/>
-        </w:rPr>
-        <w:t xml:space="preserve">"data"</w:t>
-      </w:r>
-      <w:r>
-        <w:rPr>
-          <w:rStyle w:val="NormalTok"/>
-        </w:rPr>
-        <w:t xml:space="preserve">, </w:t>
-      </w:r>
-      <w:r>
-        <w:rPr>
-          <w:rStyle w:val="StringTok"/>
-        </w:rPr>
-        <w:t xml:space="preserve">"raw-data"</w:t>
-      </w:r>
-      <w:r>
-        <w:rPr>
-          <w:rStyle w:val="NormalTok"/>
-        </w:rPr>
-        <w:t xml:space="preserve">, </w:t>
-      </w:r>
-      <w:r>
-        <w:rPr>
-          <w:rStyle w:val="StringTok"/>
-        </w:rPr>
-        <w:t xml:space="preserve">"Daily_Sampling_Normalized_CSS_6mo.xlsx"</w:t>
-      </w:r>
-      <w:r>
-        <w:rPr>
-          <w:rStyle w:val="NormalTok"/>
-        </w:rPr>
-        <w:t xml:space="preserve">)</w:t>
-      </w:r>
-      <w:r>
-        <w:br/>
-      </w:r>
-      <w:r>
-        <w:rPr>
-          <w:rStyle w:val="CommentTok"/>
-        </w:rPr>
-        <w:t xml:space="preserve">#load data.</w:t>
-      </w:r>
-      <w:r>
-        <w:br/>
-      </w:r>
-      <w:r>
-        <w:rPr>
-          <w:rStyle w:val="CommentTok"/>
-        </w:rPr>
-        <w:t xml:space="preserve">#there are 2 files, one containing the environmental/weather data, and one containing CSS data</w:t>
-      </w:r>
-      <w:r>
-        <w:br/>
-      </w:r>
-      <w:r>
-        <w:rPr>
-          <w:rStyle w:val="NormalTok"/>
-        </w:rPr>
-        <w:t xml:space="preserve">enviro_rawdata </w:t>
-      </w:r>
-      <w:r>
-        <w:rPr>
-          <w:rStyle w:val="OtherTok"/>
-        </w:rPr>
-        <w:t xml:space="preserve">&lt;-</w:t>
-      </w:r>
-      <w:r>
-        <w:rPr>
-          <w:rStyle w:val="NormalTok"/>
-        </w:rPr>
-        <w:t xml:space="preserve"> readxl</w:t>
-      </w:r>
-      <w:r>
-        <w:rPr>
-          <w:rStyle w:val="SpecialCharTok"/>
-        </w:rPr>
-        <w:t xml:space="preserve">::</w:t>
-      </w:r>
-      <w:r>
-        <w:rPr>
-          <w:rStyle w:val="FunctionTok"/>
-        </w:rPr>
-        <w:t xml:space="preserve">read_excel</w:t>
-      </w:r>
-      <w:r>
-        <w:rPr>
-          <w:rStyle w:val="NormalTok"/>
-        </w:rPr>
-        <w:t xml:space="preserve">(enviro_data_location, </w:t>
-      </w:r>
-      <w:r>
-        <w:rPr>
-          <w:rStyle w:val="AttributeTok"/>
-        </w:rPr>
-        <w:t xml:space="preserve">sheet =</w:t>
-      </w:r>
-      <w:r>
-        <w:rPr>
-          <w:rStyle w:val="NormalTok"/>
-        </w:rPr>
-        <w:t xml:space="preserve"> </w:t>
-      </w:r>
-      <w:r>
-        <w:rPr>
-          <w:rStyle w:val="StringTok"/>
-        </w:rPr>
-        <w:t xml:space="preserve">"Sheet2"</w:t>
-      </w:r>
-      <w:r>
-        <w:rPr>
-          <w:rStyle w:val="NormalTok"/>
-        </w:rPr>
-        <w:t xml:space="preserve">)</w:t>
-      </w:r>
-    </w:p>
-    <w:p>
-      <w:pPr>
-        <w:pStyle w:val="SourceCode"/>
-      </w:pPr>
-      <w:r>
-        <w:rPr>
-          <w:rStyle w:val="VerbatimChar"/>
-        </w:rPr>
-        <w:t xml:space="preserve">New names:</w:t>
-      </w:r>
-      <w:r>
-        <w:br/>
-      </w:r>
-      <w:r>
-        <w:rPr>
-          <w:rStyle w:val="VerbatimChar"/>
-        </w:rPr>
-        <w:t xml:space="preserve">• `FLOW` -&gt; `FLOW...10`</w:t>
-      </w:r>
-      <w:r>
-        <w:br/>
-      </w:r>
-      <w:r>
-        <w:rPr>
-          <w:rStyle w:val="VerbatimChar"/>
-        </w:rPr>
-        <w:t xml:space="preserve">• `FLOW` -&gt; `FLOW...11`</w:t>
-      </w:r>
-      <w:r>
-        <w:br/>
-      </w:r>
-      <w:r>
-        <w:rPr>
-          <w:rStyle w:val="VerbatimChar"/>
-        </w:rPr>
-        <w:t xml:space="preserve">• `FLOW` -&gt; `FLOW...12`</w:t>
-      </w:r>
-    </w:p>
-    <w:p>
-      <w:pPr>
-        <w:pStyle w:val="SourceCode"/>
-      </w:pPr>
-      <w:r>
-        <w:rPr>
-          <w:rStyle w:val="CommentTok"/>
-        </w:rPr>
-        <w:t xml:space="preserve">#I am going to use the dataset that excludes weekends for this preliminary look, Sheet1 contains the data that has weekends</w:t>
-      </w:r>
-      <w:r>
-        <w:br/>
-      </w:r>
-      <w:r>
-        <w:rPr>
-          <w:rStyle w:val="NormalTok"/>
-        </w:rPr>
-        <w:t xml:space="preserve">CSS_rawdata </w:t>
-      </w:r>
-      <w:r>
-        <w:rPr>
-          <w:rStyle w:val="OtherTok"/>
-        </w:rPr>
-        <w:t xml:space="preserve">&lt;-</w:t>
-      </w:r>
-      <w:r>
-        <w:rPr>
-          <w:rStyle w:val="NormalTok"/>
-        </w:rPr>
-        <w:t xml:space="preserve"> readxl</w:t>
-      </w:r>
-      <w:r>
-        <w:rPr>
-          <w:rStyle w:val="SpecialCharTok"/>
-        </w:rPr>
-        <w:t xml:space="preserve">::</w:t>
-      </w:r>
-      <w:r>
-        <w:rPr>
-          <w:rStyle w:val="FunctionTok"/>
-        </w:rPr>
-        <w:t xml:space="preserve">read_excel</w:t>
-      </w:r>
-      <w:r>
-        <w:rPr>
-          <w:rStyle w:val="NormalTok"/>
-        </w:rPr>
-        <w:t xml:space="preserve">(CSS_data_location)</w:t>
-      </w:r>
-      <w:r>
-        <w:br/>
-      </w:r>
-      <w:r>
-        <w:rPr>
-          <w:rStyle w:val="CommentTok"/>
-        </w:rPr>
-        <w:t xml:space="preserve">#This will read in the CSS data</w:t>
-      </w:r>
-    </w:p>
-    <w:p>
-      <w:pPr>
-        <w:pStyle w:val="FirstParagraph"/>
-      </w:pPr>
-      <w:r>
-        <w:t xml:space="preserve">This code chunk loads my raw data. I have two files, one with completed CSS analysis, and another with environmental and weather variables. The environmental and weather variable excel sheet has 2 sheets, on sheet1 there is all the data including the weather data for the weekends. On sheet2 the weekend data was removed and only data for the day of sampling was left.</w:t>
-      </w:r>
-    </w:p>
-    <w:p>
-      <w:pPr>
-        <w:pStyle w:val="SourceCode"/>
-      </w:pPr>
-      <w:r>
-        <w:rPr>
-          <w:rStyle w:val="NormalTok"/>
-        </w:rPr>
-        <w:t xml:space="preserve">dplyr</w:t>
-      </w:r>
-      <w:r>
-        <w:rPr>
-          <w:rStyle w:val="SpecialCharTok"/>
-        </w:rPr>
-        <w:t xml:space="preserve">::</w:t>
-      </w:r>
-      <w:r>
-        <w:rPr>
-          <w:rStyle w:val="FunctionTok"/>
-        </w:rPr>
-        <w:t xml:space="preserve">glimpse</w:t>
-      </w:r>
-      <w:r>
-        <w:rPr>
-          <w:rStyle w:val="NormalTok"/>
-        </w:rPr>
-        <w:t xml:space="preserve">(enviro_rawdata)</w:t>
-      </w:r>
-    </w:p>
-    <w:p>
-      <w:pPr>
-        <w:pStyle w:val="SourceCode"/>
-      </w:pPr>
-      <w:r>
-        <w:rPr>
-          <w:rStyle w:val="VerbatimChar"/>
-        </w:rPr>
-        <w:t xml:space="preserve">Rows: 103</w:t>
-      </w:r>
-      <w:r>
-        <w:br/>
-      </w:r>
-      <w:r>
-        <w:rPr>
-          <w:rStyle w:val="VerbatimChar"/>
-        </w:rPr>
-        <w:t xml:space="preserve">Columns: 25</w:t>
-      </w:r>
-      <w:r>
-        <w:br/>
-      </w:r>
-      <w:r>
-        <w:rPr>
-          <w:rStyle w:val="VerbatimChar"/>
-        </w:rPr>
-        <w:t xml:space="preserve">$ Day                       &lt;dbl&gt; 1, 3, 4, 7, 8, 10, 11, 14, 15, 16, 17, 18, 2…</w:t>
-      </w:r>
-      <w:r>
-        <w:br/>
-      </w:r>
-      <w:r>
-        <w:rPr>
-          <w:rStyle w:val="VerbatimChar"/>
-        </w:rPr>
-        <w:t xml:space="preserve">$ Date                      &lt;dttm&gt; 2024-05-28, 2024-05-30, 2024-05-31, 2024-06…</w:t>
-      </w:r>
-      <w:r>
-        <w:br/>
-      </w:r>
-      <w:r>
-        <w:rPr>
-          <w:rStyle w:val="VerbatimChar"/>
-        </w:rPr>
-        <w:t xml:space="preserve">$ Weekday                   &lt;chr&gt; "Tuesday", "Thursday", "Friday", "Monday", "…</w:t>
-      </w:r>
-      <w:r>
-        <w:br/>
-      </w:r>
-      <w:r>
-        <w:rPr>
-          <w:rStyle w:val="VerbatimChar"/>
-        </w:rPr>
-        <w:t xml:space="preserve">$ COND                      &lt;chr&gt; "79.900000000000006", "82.7", "87.3", "51.3"…</w:t>
-      </w:r>
-      <w:r>
-        <w:br/>
-      </w:r>
-      <w:r>
-        <w:rPr>
-          <w:rStyle w:val="VerbatimChar"/>
-        </w:rPr>
-        <w:t xml:space="preserve">$ TDS                       &lt;dbl&gt; 56.4, 58.6, 61.2, 36.5, 53.5, 58.3, 83.0, 81…</w:t>
-      </w:r>
-      <w:r>
-        <w:br/>
-      </w:r>
-      <w:r>
-        <w:rPr>
-          <w:rStyle w:val="VerbatimChar"/>
-        </w:rPr>
-        <w:t xml:space="preserve">$ SALT                      &lt;dbl&gt; 0, 0, 0, 0, 0, 0, 0, 0, 0, 0, 0, 0, 0, 0, 0,…</w:t>
-      </w:r>
-      <w:r>
-        <w:br/>
-      </w:r>
-      <w:r>
-        <w:rPr>
-          <w:rStyle w:val="VerbatimChar"/>
-        </w:rPr>
-        <w:t xml:space="preserve">$ pH                        &lt;dbl&gt; 7.03, 7.16, 7.19, 6.92, 7.07, 7.16, 7.20, 7.…</w:t>
-      </w:r>
-      <w:r>
-        <w:br/>
-      </w:r>
-      <w:r>
-        <w:rPr>
-          <w:rStyle w:val="VerbatimChar"/>
-        </w:rPr>
-        <w:t xml:space="preserve">$ DO                        &lt;dbl&gt; 8.93, 11.82, 13.14, 5.81, 4.02, 2.90, 2.06, …</w:t>
-      </w:r>
-      <w:r>
-        <w:br/>
-      </w:r>
-      <w:r>
-        <w:rPr>
-          <w:rStyle w:val="VerbatimChar"/>
-        </w:rPr>
-        <w:t xml:space="preserve">$ `TEMP ©`                  &lt;dbl&gt; 20.7, 18.0, 17.7, 21.0, 21.1, 20.9, 20.8, 21…</w:t>
-      </w:r>
-      <w:r>
-        <w:br/>
-      </w:r>
-      <w:r>
-        <w:rPr>
-          <w:rStyle w:val="VerbatimChar"/>
-        </w:rPr>
-        <w:t xml:space="preserve">$ FLOW...10                 &lt;dbl&gt; 0.2, 0.3, 0.2, 0.7, 0.3, 0.2, 0.2, 0.2, 0.1,…</w:t>
-      </w:r>
-      <w:r>
-        <w:br/>
-      </w:r>
-      <w:r>
-        <w:rPr>
-          <w:rStyle w:val="VerbatimChar"/>
-        </w:rPr>
-        <w:t xml:space="preserve">$ FLOW...11                 &lt;dbl&gt; 0.2, 0.3, 0.2, 0.7, 0.3, 0.2, 0.2, 0.2, 0.1,…</w:t>
-      </w:r>
-      <w:r>
-        <w:br/>
-      </w:r>
-      <w:r>
-        <w:rPr>
-          <w:rStyle w:val="VerbatimChar"/>
-        </w:rPr>
-        <w:t xml:space="preserve">$ FLOW...12                 &lt;dbl&gt; 0.2, 0.3, 0.2, 0.7, 0.3, 0.1, 0.1, 0.2, 0.1,…</w:t>
-      </w:r>
-      <w:r>
-        <w:br/>
-      </w:r>
-      <w:r>
-        <w:rPr>
-          <w:rStyle w:val="VerbatimChar"/>
-        </w:rPr>
-        <w:t xml:space="preserve">$ `DEPTH (cm)`              &lt;chr&gt; "14", "11.5", "14.5", "14.5", "13", "10", "1…</w:t>
-      </w:r>
-      <w:r>
-        <w:br/>
-      </w:r>
-      <w:r>
-        <w:rPr>
-          <w:rStyle w:val="VerbatimChar"/>
-        </w:rPr>
-        <w:t xml:space="preserve">$ WIDTH                     &lt;chr&gt; "4'", "3'11\"", "3'9\"", "12'8\"", "12'", "1…</w:t>
-      </w:r>
-      <w:r>
-        <w:br/>
-      </w:r>
-      <w:r>
-        <w:rPr>
-          <w:rStyle w:val="VerbatimChar"/>
-        </w:rPr>
-        <w:t xml:space="preserve">$ `Max Temp`                &lt;dbl&gt; 84.2, 80.4, 80.4, 86.9, 85.6, 85.4, 86.7, 83…</w:t>
-      </w:r>
-      <w:r>
-        <w:br/>
-      </w:r>
-      <w:r>
-        <w:rPr>
-          <w:rStyle w:val="VerbatimChar"/>
-        </w:rPr>
-        <w:t xml:space="preserve">$ `Min Temp`                &lt;dbl&gt; 63.8, 55.0, 55.9, 67.6, 67.4, 68.9, 68.1, 64…</w:t>
-      </w:r>
-      <w:r>
-        <w:br/>
-      </w:r>
-      <w:r>
-        <w:rPr>
-          <w:rStyle w:val="VerbatimChar"/>
-        </w:rPr>
-        <w:t xml:space="preserve">$ `R.H (%)`                 &lt;dbl&gt; 64.0, 59.5, 61.8, 78.9, 81.1, 76.7, 58.0, 73…</w:t>
-      </w:r>
-      <w:r>
-        <w:br/>
-      </w:r>
-      <w:r>
-        <w:rPr>
-          <w:rStyle w:val="VerbatimChar"/>
-        </w:rPr>
-        <w:t xml:space="preserve">$ `2 Inch Soil Temp`        &lt;dbl&gt; 78.7, 68.7, 78.6, 80.0, 80.0, 81.4, 83.6, 80…</w:t>
-      </w:r>
-      <w:r>
-        <w:br/>
-      </w:r>
-      <w:r>
-        <w:rPr>
-          <w:rStyle w:val="VerbatimChar"/>
-        </w:rPr>
-        <w:t xml:space="preserve">$ `4 Inch Soil Temp`        &lt;dbl&gt; 78.0, 77.5, 77.4, 78.9, 79.5, 80.5, 82.4, 80…</w:t>
-      </w:r>
-      <w:r>
-        <w:br/>
-      </w:r>
-      <w:r>
-        <w:rPr>
-          <w:rStyle w:val="VerbatimChar"/>
-        </w:rPr>
-        <w:t xml:space="preserve">$ `8 Inch Soil Temp`        &lt;dbl&gt; 77.0, 76.6, 76.6, 77.2, 78.4, 78.8, 80.4, 81…</w:t>
-      </w:r>
-      <w:r>
-        <w:br/>
-      </w:r>
-      <w:r>
-        <w:rPr>
-          <w:rStyle w:val="VerbatimChar"/>
-        </w:rPr>
-        <w:t xml:space="preserve">$ `Wind Speed (mph)`        &lt;chr&gt; "1.7", "NA", "2.9", "1.9", "2.5", "3.2", "3.…</w:t>
-      </w:r>
-      <w:r>
-        <w:br/>
-      </w:r>
-      <w:r>
-        <w:rPr>
-          <w:rStyle w:val="VerbatimChar"/>
-        </w:rPr>
-        <w:t xml:space="preserve">$ `Total Radiation (MJ/m2)` &lt;dbl&gt; 29.26, 29.27, 27.88, 22.95, 19.70, 22.09, 28…</w:t>
-      </w:r>
-      <w:r>
-        <w:br/>
-      </w:r>
-      <w:r>
-        <w:rPr>
-          <w:rStyle w:val="VerbatimChar"/>
-        </w:rPr>
-        <w:t xml:space="preserve">$ `Rain (in)`               &lt;dbl&gt; 0.00, 0.00, 0.00, 0.15, 0.00, 0.00, 0.00, 0.…</w:t>
-      </w:r>
-      <w:r>
-        <w:br/>
-      </w:r>
-      <w:r>
-        <w:rPr>
-          <w:rStyle w:val="VerbatimChar"/>
-        </w:rPr>
-        <w:t xml:space="preserve">$ `ET (in)`                 &lt;dbl&gt; 0.26, 0.24, 0.23, 0.20, 0.17, 0.20, 0.26, 0.…</w:t>
-      </w:r>
-      <w:r>
-        <w:br/>
-      </w:r>
-      <w:r>
-        <w:rPr>
-          <w:rStyle w:val="VerbatimChar"/>
-        </w:rPr>
-        <w:t xml:space="preserve">$ TURBIDITY                 &lt;chr&gt; "4.37", "3.76", "3.84", "15.8", "6.37", "4.7…</w:t>
-      </w:r>
-    </w:p>
-    <w:p>
-      <w:pPr>
-        <w:pStyle w:val="SourceCode"/>
-      </w:pPr>
-      <w:r>
-        <w:rPr>
-          <w:rStyle w:val="CommentTok"/>
-        </w:rPr>
-        <w:t xml:space="preserve">#looking at the raw environmental data</w:t>
-      </w:r>
-      <w:r>
-        <w:br/>
-      </w:r>
-      <w:r>
-        <w:rPr>
-          <w:rStyle w:val="FunctionTok"/>
-        </w:rPr>
-        <w:t xml:space="preserve">summary</w:t>
-      </w:r>
-      <w:r>
-        <w:rPr>
-          <w:rStyle w:val="NormalTok"/>
-        </w:rPr>
-        <w:t xml:space="preserve">(enviro_rawdata)</w:t>
-      </w:r>
-    </w:p>
-    <w:p>
-      <w:pPr>
-        <w:pStyle w:val="SourceCode"/>
-      </w:pPr>
-      <w:r>
-        <w:rPr>
-          <w:rStyle w:val="VerbatimChar"/>
-        </w:rPr>
-        <w:t xml:space="preserve">      Day              Date                       Weekday         </w:t>
-      </w:r>
-      <w:r>
-        <w:br/>
-      </w:r>
-      <w:r>
-        <w:rPr>
-          <w:rStyle w:val="VerbatimChar"/>
-        </w:rPr>
-        <w:t xml:space="preserve"> Min.   :  1.00   Min.   :2024-05-28 00:00:00   Length:103        </w:t>
-      </w:r>
-      <w:r>
-        <w:br/>
-      </w:r>
-      <w:r>
-        <w:rPr>
-          <w:rStyle w:val="VerbatimChar"/>
-        </w:rPr>
-        <w:t xml:space="preserve"> 1st Qu.: 42.50   1st Qu.:2024-07-08 12:00:00   Class :character  </w:t>
-      </w:r>
-      <w:r>
-        <w:br/>
-      </w:r>
-      <w:r>
-        <w:rPr>
-          <w:rStyle w:val="VerbatimChar"/>
-        </w:rPr>
-        <w:t xml:space="preserve"> Median : 81.00   Median :2024-08-16 00:00:00   Mode  :character  </w:t>
-      </w:r>
-      <w:r>
-        <w:br/>
-      </w:r>
-      <w:r>
-        <w:rPr>
-          <w:rStyle w:val="VerbatimChar"/>
-        </w:rPr>
-        <w:t xml:space="preserve"> Mean   : 84.38   Mean   :2024-08-19 09:05:14                     </w:t>
-      </w:r>
-      <w:r>
-        <w:br/>
-      </w:r>
-      <w:r>
-        <w:rPr>
-          <w:rStyle w:val="VerbatimChar"/>
-        </w:rPr>
-        <w:t xml:space="preserve"> 3rd Qu.:120.50   3rd Qu.:2024-09-24 12:00:00                     </w:t>
-      </w:r>
-      <w:r>
-        <w:br/>
-      </w:r>
-      <w:r>
-        <w:rPr>
-          <w:rStyle w:val="VerbatimChar"/>
-        </w:rPr>
-        <w:t xml:space="preserve"> Max.   :179.00   Max.   :2024-11-22 00:00:00                     </w:t>
-      </w:r>
-      <w:r>
-        <w:br/>
-      </w:r>
-      <w:r>
-        <w:rPr>
-          <w:rStyle w:val="VerbatimChar"/>
-        </w:rPr>
-        <w:t xml:space="preserve">                                                                  </w:t>
-      </w:r>
-      <w:r>
-        <w:br/>
-      </w:r>
-      <w:r>
-        <w:rPr>
-          <w:rStyle w:val="VerbatimChar"/>
-        </w:rPr>
-        <w:t xml:space="preserve">     COND                TDS              SALT               pH       </w:t>
-      </w:r>
-      <w:r>
-        <w:br/>
-      </w:r>
-      <w:r>
-        <w:rPr>
-          <w:rStyle w:val="VerbatimChar"/>
-        </w:rPr>
-        <w:t xml:space="preserve"> Length:103         Min.   : 36.50   Min.   :0.00000   Min.   :6.870  </w:t>
-      </w:r>
-      <w:r>
-        <w:br/>
-      </w:r>
-      <w:r>
-        <w:rPr>
-          <w:rStyle w:val="VerbatimChar"/>
-        </w:rPr>
-        <w:t xml:space="preserve"> Class :character   1st Qu.: 56.77   1st Qu.:0.00000   1st Qu.:7.133  </w:t>
-      </w:r>
-      <w:r>
-        <w:br/>
-      </w:r>
-      <w:r>
-        <w:rPr>
-          <w:rStyle w:val="VerbatimChar"/>
-        </w:rPr>
-        <w:t xml:space="preserve"> Mode  :character   Median : 65.20   Median :0.00000   Median :7.215  </w:t>
-      </w:r>
-      <w:r>
-        <w:br/>
-      </w:r>
-      <w:r>
-        <w:rPr>
-          <w:rStyle w:val="VerbatimChar"/>
-        </w:rPr>
-        <w:t xml:space="preserve">                    Mean   : 67.46   Mean   :0.00102   Mean   :7.234  </w:t>
-      </w:r>
-      <w:r>
-        <w:br/>
-      </w:r>
-      <w:r>
-        <w:rPr>
-          <w:rStyle w:val="VerbatimChar"/>
-        </w:rPr>
-        <w:t xml:space="preserve">                    3rd Qu.: 74.65   3rd Qu.:0.00000   3rd Qu.:7.350  </w:t>
-      </w:r>
-      <w:r>
-        <w:br/>
-      </w:r>
-      <w:r>
-        <w:rPr>
-          <w:rStyle w:val="VerbatimChar"/>
-        </w:rPr>
-        <w:t xml:space="preserve">                    Max.   :139.00   Max.   :0.10000   Max.   :8.310  </w:t>
-      </w:r>
-      <w:r>
-        <w:br/>
-      </w:r>
-      <w:r>
-        <w:rPr>
-          <w:rStyle w:val="VerbatimChar"/>
-        </w:rPr>
-        <w:t xml:space="preserve">                    NA's   :5        NA's   :5         NA's   :5      </w:t>
-      </w:r>
-      <w:r>
-        <w:br/>
-      </w:r>
-      <w:r>
-        <w:rPr>
-          <w:rStyle w:val="VerbatimChar"/>
-        </w:rPr>
-        <w:t xml:space="preserve">       DO              TEMP ©        FLOW...10        FLOW...11     </w:t>
-      </w:r>
-      <w:r>
-        <w:br/>
-      </w:r>
-      <w:r>
-        <w:rPr>
-          <w:rStyle w:val="VerbatimChar"/>
-        </w:rPr>
-        <w:t xml:space="preserve"> Min.   : 0.0000   Min.   : 9.40   Min.   :0.0000   Min.   :0.0000  </w:t>
-      </w:r>
-      <w:r>
-        <w:br/>
-      </w:r>
-      <w:r>
-        <w:rPr>
-          <w:rStyle w:val="VerbatimChar"/>
-        </w:rPr>
-        <w:t xml:space="preserve"> 1st Qu.: 0.0200   1st Qu.:19.10   1st Qu.:0.1000   1st Qu.:0.1000  </w:t>
-      </w:r>
-      <w:r>
-        <w:br/>
-      </w:r>
-      <w:r>
-        <w:rPr>
-          <w:rStyle w:val="VerbatimChar"/>
-        </w:rPr>
-        <w:t xml:space="preserve"> Median : 0.2700   Median :21.00   Median :0.1000   Median :0.1000  </w:t>
-      </w:r>
-      <w:r>
-        <w:br/>
-      </w:r>
-      <w:r>
-        <w:rPr>
-          <w:rStyle w:val="VerbatimChar"/>
-        </w:rPr>
-        <w:t xml:space="preserve"> Mean   : 0.7705   Mean   :20.38   Mean   :0.1437   Mean   :0.1437  </w:t>
-      </w:r>
-      <w:r>
-        <w:br/>
-      </w:r>
-      <w:r>
-        <w:rPr>
-          <w:rStyle w:val="VerbatimChar"/>
-        </w:rPr>
-        <w:t xml:space="preserve"> 3rd Qu.: 0.5550   3rd Qu.:23.00   3rd Qu.:0.2000   3rd Qu.:0.2000  </w:t>
-      </w:r>
-      <w:r>
-        <w:br/>
-      </w:r>
-      <w:r>
-        <w:rPr>
-          <w:rStyle w:val="VerbatimChar"/>
-        </w:rPr>
-        <w:t xml:space="preserve"> Max.   :13.1400   Max.   :25.00   Max.   :1.1000   Max.   :1.1000  </w:t>
-      </w:r>
-      <w:r>
-        <w:br/>
-      </w:r>
-      <w:r>
-        <w:rPr>
-          <w:rStyle w:val="VerbatimChar"/>
-        </w:rPr>
-        <w:t xml:space="preserve">                                                                    </w:t>
-      </w:r>
-      <w:r>
-        <w:br/>
-      </w:r>
-      <w:r>
-        <w:rPr>
-          <w:rStyle w:val="VerbatimChar"/>
-        </w:rPr>
-        <w:t xml:space="preserve">   FLOW...12      DEPTH (cm)           WIDTH              Max Temp     </w:t>
-      </w:r>
-      <w:r>
-        <w:br/>
-      </w:r>
-      <w:r>
-        <w:rPr>
-          <w:rStyle w:val="VerbatimChar"/>
-        </w:rPr>
-        <w:t xml:space="preserve"> Min.   :0.000   Length:103         Length:103         Min.   : 53.80  </w:t>
-      </w:r>
-      <w:r>
-        <w:br/>
-      </w:r>
-      <w:r>
-        <w:rPr>
-          <w:rStyle w:val="VerbatimChar"/>
-        </w:rPr>
-        <w:t xml:space="preserve"> 1st Qu.:0.100   Class :character   Class :character   1st Qu.: 79.60  </w:t>
-      </w:r>
-      <w:r>
-        <w:br/>
-      </w:r>
-      <w:r>
-        <w:rPr>
-          <w:rStyle w:val="VerbatimChar"/>
-        </w:rPr>
-        <w:t xml:space="preserve"> Median :0.100   Mode  :character   Mode  :character   Median : 87.00  </w:t>
-      </w:r>
-      <w:r>
-        <w:br/>
-      </w:r>
-      <w:r>
-        <w:rPr>
-          <w:rStyle w:val="VerbatimChar"/>
-        </w:rPr>
-        <w:t xml:space="preserve"> Mean   :0.135                                         Mean   : 84.83  </w:t>
-      </w:r>
-      <w:r>
-        <w:br/>
-      </w:r>
-      <w:r>
-        <w:rPr>
-          <w:rStyle w:val="VerbatimChar"/>
-        </w:rPr>
-        <w:t xml:space="preserve"> 3rd Qu.:0.200                                         3rd Qu.: 91.95  </w:t>
-      </w:r>
-      <w:r>
-        <w:br/>
-      </w:r>
-      <w:r>
-        <w:rPr>
-          <w:rStyle w:val="VerbatimChar"/>
-        </w:rPr>
-        <w:t xml:space="preserve"> Max.   :1.000                                         Max.   :100.30  </w:t>
-      </w:r>
-      <w:r>
-        <w:br/>
-      </w:r>
-      <w:r>
-        <w:rPr>
-          <w:rStyle w:val="VerbatimChar"/>
-        </w:rPr>
-        <w:t xml:space="preserve">                                                                       </w:t>
-      </w:r>
-      <w:r>
-        <w:br/>
-      </w:r>
-      <w:r>
-        <w:rPr>
-          <w:rStyle w:val="VerbatimChar"/>
-        </w:rPr>
-        <w:t xml:space="preserve">    Min Temp        R.H (%)      2 Inch Soil Temp 4 Inch Soil Temp</w:t>
-      </w:r>
-      <w:r>
-        <w:br/>
-      </w:r>
-      <w:r>
-        <w:rPr>
-          <w:rStyle w:val="VerbatimChar"/>
-        </w:rPr>
-        <w:t xml:space="preserve"> Min.   :36.90   Min.   :45.40   Min.   :48.80    Min.   :49.90   </w:t>
-      </w:r>
-      <w:r>
-        <w:br/>
-      </w:r>
-      <w:r>
-        <w:rPr>
-          <w:rStyle w:val="VerbatimChar"/>
-        </w:rPr>
-        <w:t xml:space="preserve"> 1st Qu.:61.05   1st Qu.:63.85   1st Qu.:77.10    1st Qu.:77.42   </w:t>
-      </w:r>
-      <w:r>
-        <w:br/>
-      </w:r>
-      <w:r>
-        <w:rPr>
-          <w:rStyle w:val="VerbatimChar"/>
-        </w:rPr>
-        <w:t xml:space="preserve"> Median :66.30   Median :70.75   Median :82.75    Median :82.35   </w:t>
-      </w:r>
-      <w:r>
-        <w:br/>
-      </w:r>
-      <w:r>
-        <w:rPr>
-          <w:rStyle w:val="VerbatimChar"/>
-        </w:rPr>
-        <w:t xml:space="preserve"> Mean   :64.32   Mean   :71.47   Mean   :81.08    Mean   :80.82   </w:t>
-      </w:r>
-      <w:r>
-        <w:br/>
-      </w:r>
-      <w:r>
-        <w:rPr>
-          <w:rStyle w:val="VerbatimChar"/>
-        </w:rPr>
-        <w:t xml:space="preserve"> 3rd Qu.:70.80   3rd Qu.:78.85   3rd Qu.:88.10    3rd Qu.:87.70   </w:t>
-      </w:r>
-      <w:r>
-        <w:br/>
-      </w:r>
-      <w:r>
-        <w:rPr>
-          <w:rStyle w:val="VerbatimChar"/>
-        </w:rPr>
-        <w:t xml:space="preserve"> Max.   :76.20   Max.   :95.80   Max.   :93.60    Max.   :92.40   </w:t>
-      </w:r>
-      <w:r>
-        <w:br/>
-      </w:r>
-      <w:r>
-        <w:rPr>
-          <w:rStyle w:val="VerbatimChar"/>
-        </w:rPr>
-        <w:t xml:space="preserve">                 NA's   :5       NA's   :5        NA's   :5       </w:t>
-      </w:r>
-      <w:r>
-        <w:br/>
-      </w:r>
-      <w:r>
-        <w:rPr>
-          <w:rStyle w:val="VerbatimChar"/>
-        </w:rPr>
-        <w:t xml:space="preserve"> 8 Inch Soil Temp Wind Speed (mph)   Total Radiation (MJ/m2)   Rain (in)      </w:t>
-      </w:r>
-      <w:r>
-        <w:br/>
-      </w:r>
-      <w:r>
-        <w:rPr>
-          <w:rStyle w:val="VerbatimChar"/>
-        </w:rPr>
-        <w:t xml:space="preserve"> Min.   :54.00    Length:103         Min.   : 1.53           Min.   :0.00000  </w:t>
-      </w:r>
-      <w:r>
-        <w:br/>
-      </w:r>
-      <w:r>
-        <w:rPr>
-          <w:rStyle w:val="VerbatimChar"/>
-        </w:rPr>
-        <w:t xml:space="preserve"> 1st Qu.:76.65    Class :character   1st Qu.:15.28           1st Qu.:0.00000  </w:t>
-      </w:r>
-      <w:r>
-        <w:br/>
-      </w:r>
-      <w:r>
-        <w:rPr>
-          <w:rStyle w:val="VerbatimChar"/>
-        </w:rPr>
-        <w:t xml:space="preserve"> Median :81.85    Mode  :character   Median :20.50           Median :0.00000  </w:t>
-      </w:r>
-      <w:r>
-        <w:br/>
-      </w:r>
-      <w:r>
-        <w:rPr>
-          <w:rStyle w:val="VerbatimChar"/>
-        </w:rPr>
-        <w:t xml:space="preserve"> Mean   :80.32                       Mean   :19.59           Mean   :0.05573  </w:t>
-      </w:r>
-      <w:r>
-        <w:br/>
-      </w:r>
-      <w:r>
-        <w:rPr>
-          <w:rStyle w:val="VerbatimChar"/>
-        </w:rPr>
-        <w:t xml:space="preserve"> 3rd Qu.:86.50                       3rd Qu.:23.79           3rd Qu.:0.00500  </w:t>
-      </w:r>
-      <w:r>
-        <w:br/>
-      </w:r>
-      <w:r>
-        <w:rPr>
-          <w:rStyle w:val="VerbatimChar"/>
-        </w:rPr>
-        <w:t xml:space="preserve"> Max.   :90.70                       Max.   :29.98           Max.   :0.85000  </w:t>
-      </w:r>
-      <w:r>
-        <w:br/>
-      </w:r>
-      <w:r>
-        <w:rPr>
-          <w:rStyle w:val="VerbatimChar"/>
-        </w:rPr>
-        <w:t xml:space="preserve"> NA's   :5                           NA's   :5                                </w:t>
-      </w:r>
-      <w:r>
-        <w:br/>
-      </w:r>
-      <w:r>
-        <w:rPr>
-          <w:rStyle w:val="VerbatimChar"/>
-        </w:rPr>
-        <w:t xml:space="preserve">    ET (in)       TURBIDITY        </w:t>
-      </w:r>
-      <w:r>
-        <w:br/>
-      </w:r>
-      <w:r>
-        <w:rPr>
-          <w:rStyle w:val="VerbatimChar"/>
-        </w:rPr>
-        <w:t xml:space="preserve"> Min.   :0.010   Length:103        </w:t>
-      </w:r>
-      <w:r>
-        <w:br/>
-      </w:r>
-      <w:r>
-        <w:rPr>
-          <w:rStyle w:val="VerbatimChar"/>
-        </w:rPr>
-        <w:t xml:space="preserve"> 1st Qu.:0.120   Class :character  </w:t>
-      </w:r>
-      <w:r>
-        <w:br/>
-      </w:r>
-      <w:r>
-        <w:rPr>
-          <w:rStyle w:val="VerbatimChar"/>
-        </w:rPr>
-        <w:t xml:space="preserve"> Median :0.180   Mode  :character  </w:t>
-      </w:r>
-      <w:r>
-        <w:br/>
-      </w:r>
-      <w:r>
-        <w:rPr>
-          <w:rStyle w:val="VerbatimChar"/>
-        </w:rPr>
-        <w:t xml:space="preserve"> Mean   :0.168                     </w:t>
-      </w:r>
-      <w:r>
-        <w:br/>
-      </w:r>
-      <w:r>
-        <w:rPr>
-          <w:rStyle w:val="VerbatimChar"/>
-        </w:rPr>
-        <w:t xml:space="preserve"> 3rd Qu.:0.220                     </w:t>
-      </w:r>
-      <w:r>
-        <w:br/>
-      </w:r>
-      <w:r>
-        <w:rPr>
-          <w:rStyle w:val="VerbatimChar"/>
-        </w:rPr>
-        <w:t xml:space="preserve"> Max.   :0.290                     </w:t>
-      </w:r>
-      <w:r>
-        <w:br/>
-      </w:r>
-      <w:r>
-        <w:rPr>
-          <w:rStyle w:val="VerbatimChar"/>
-        </w:rPr>
-        <w:t xml:space="preserve"> NA's   :5                         </w:t>
-      </w:r>
-    </w:p>
-    <w:p>
-      <w:pPr>
-        <w:pStyle w:val="FirstParagraph"/>
-      </w:pPr>
-      <w:r>
-        <w:t xml:space="preserve">This provides a look at all the environmental data. I can see several variables have been listed as characters when they need to be numeric, and there are several NAs so I will have some cleaning to do in the future. I also don’t trust DO I think the instrument was acting up so I kinda want to drop the whole variable. Day is also being treated like a numeric variable rather than an ordinal (I think ordinal? it has order) variable. Although maybe it is quantitative since you can do things like addition to it?</w:t>
+        <w:t xml:space="preserve">Data was analyzed using R version 4.5.3. Data was imported into R, cleaned, and the CRISPR-SeroSeq data was merged with the Environmental and weather data. Sample complexity was calculated by counting the number of serovars in a given sample.</w:t>
       </w:r>
     </w:p>
     <w:bookmarkEnd w:id="17"/>
@@ -2210,7 +826,15 @@
         <w:pStyle w:val="FirstParagraph"/>
       </w:pPr>
       <w:r>
-        <w:t xml:space="preserve">I plan to train my models on the data collected from this site daily for 6 months, then test it on data collected from the same site weekly for another 9? months.</w:t>
+        <w:t xml:space="preserve">Since linear regressions assume that no variables are correlated, a Pearson’s correlation was done to determine if any predictor variables correlate with each other. Predictor variables with a correlation greater than 0.75 were removed from further analysis.</w:t>
+      </w:r>
+    </w:p>
+    <w:p>
+      <w:pPr>
+        <w:pStyle w:val="BodyText"/>
+      </w:pPr>
+      <w:r>
+        <w:t xml:space="preserve">The tidymodels framework was used to create several linear regression models. Subset selection was undergone by iteratively removing the predictor with the largest p-value until only predictors with p&lt; 0.05 remained. A random forest model with all predictors was also done.</w:t>
       </w:r>
     </w:p>
     <w:p>
@@ -2220,7 +844,7 @@
     </w:p>
     <w:bookmarkEnd w:id="18"/>
     <w:bookmarkEnd w:id="19"/>
-    <w:bookmarkStart w:id="26" w:name="results"/>
+    <w:bookmarkStart w:id="34" w:name="results"/>
     <w:p>
       <w:pPr>
         <w:pStyle w:val="Heading1"/>
@@ -2229,7 +853,7 @@
         <w:t xml:space="preserve">4. Results</w:t>
       </w:r>
     </w:p>
-    <w:bookmarkStart w:id="23" w:name="exploratorydescriptive-analysis"/>
+    <w:bookmarkStart w:id="29" w:name="exploratorydescriptive-analysis"/>
     <w:p>
       <w:pPr>
         <w:pStyle w:val="Heading2"/>
@@ -2243,7 +867,7 @@
         <w:pStyle w:val="FirstParagraph"/>
       </w:pPr>
       <w:r>
-        <w:t xml:space="preserve">There are on average 3.89 serovars per sample on the daily sampling, with a range from 1-11 serovars. Nearly 90% of samples contain more than one serovar.</w:t>
+        <w:t xml:space="preserve">There are on average 3.89 serovars per sample on the daily sampling, with a range from 1-11 serovars. Nearly 90% of samples contain more than one serovar (Figure 1).</w:t>
       </w:r>
     </w:p>
     <w:p>
@@ -2381,63 +1005,7 @@
         <w:pStyle w:val="BodyText"/>
       </w:pPr>
       <w:r>
-        <w:t xml:space="preserve">Complexity histogram</w:t>
-      </w:r>
-    </w:p>
-    <w:p>
-      <w:pPr>
-        <w:pStyle w:val="BodyText"/>
-      </w:pPr>
-      <w:r>
-        <w:t xml:space="preserve">Area plot</w:t>
-      </w:r>
-      <w:r>
-        <w:t xml:space="preserve"> </w:t>
-      </w:r>
-      <w:r>
-        <w:t xml:space="preserve">_</w:t>
-      </w:r>
-      <w:r>
-        <w:t xml:space="preserve"> </w:t>
-      </w:r>
-      <w:r>
-        <w:t xml:space="preserve">Big plot of all the weather/environmental data</w:t>
-      </w:r>
-    </w:p>
-    <w:bookmarkEnd w:id="23"/>
-    <w:bookmarkStart w:id="24" w:name="basic-statistical-analysis"/>
-    <w:p>
-      <w:pPr>
-        <w:pStyle w:val="Heading2"/>
-      </w:pPr>
-      <w:r>
-        <w:t xml:space="preserve">4.2 Basic statistical analysis</w:t>
-      </w:r>
-    </w:p>
-    <w:p>
-      <w:pPr>
-        <w:pStyle w:val="FirstParagraph"/>
-      </w:pPr>
-      <w:r>
-        <w:t xml:space="preserve">Correlation plot of kept variables</w:t>
-      </w:r>
-    </w:p>
-    <w:bookmarkEnd w:id="24"/>
-    <w:bookmarkStart w:id="25" w:name="full-analysis"/>
-    <w:p>
-      <w:pPr>
-        <w:pStyle w:val="Heading2"/>
-      </w:pPr>
-      <w:r>
-        <w:t xml:space="preserve">4.3 Full analysis</w:t>
-      </w:r>
-    </w:p>
-    <w:p>
-      <w:pPr>
-        <w:pStyle w:val="FirstParagraph"/>
-      </w:pPr>
-      <w:r>
-        <w:t xml:space="preserve">Two initial models were tried with all variables. A linear model and a random forest model. Linear models have been used by many papers to model for</w:t>
+        <w:t xml:space="preserve">Figure 1:</w:t>
       </w:r>
       <w:r>
         <w:t xml:space="preserve"> </w:t>
@@ -2453,100 +1021,765 @@
         <w:t xml:space="preserve"> </w:t>
       </w:r>
       <w:r>
-        <w:t xml:space="preserve">prevalence in water. Both models had similar RMSE values, so the linear model was kept as it is easier to interpret.</w:t>
-      </w:r>
-    </w:p>
-    <w:bookmarkEnd w:id="25"/>
-    <w:bookmarkEnd w:id="26"/>
-    <w:bookmarkStart w:id="30" w:name="discussion"/>
-    <w:p>
-      <w:pPr>
-        <w:pStyle w:val="Heading1"/>
-      </w:pPr>
-      <w:r>
-        <w:t xml:space="preserve">5. Discussion</w:t>
-      </w:r>
-    </w:p>
-    <w:bookmarkStart w:id="27" w:name="summary-and-interpretation"/>
-    <w:p>
-      <w:pPr>
-        <w:pStyle w:val="Heading2"/>
-      </w:pPr>
-      <w:r>
-        <w:t xml:space="preserve">5.1 Summary and Interpretation</w:t>
-      </w:r>
-    </w:p>
-    <w:p>
-      <w:pPr>
-        <w:pStyle w:val="FirstParagraph"/>
-      </w:pPr>
+        <w:t xml:space="preserve">exists in complex populations within an urban creek</w:t>
+      </w:r>
+    </w:p>
+    <w:p>
+      <w:pPr>
+        <w:pStyle w:val="BodyText"/>
+      </w:pPr>
+      <w:r>
+        <w:t xml:space="preserve">An area plot of proportions of each serovar over time demonstrates that the</w:t>
+      </w:r>
+      <w:r>
+        <w:t xml:space="preserve"> </w:t>
+      </w:r>
       <w:r>
         <w:rPr>
           <w:i/>
           <w:iCs/>
         </w:rPr>
-        <w:t xml:space="preserve">Summarize what you did, what you found and what it means.</w:t>
-      </w:r>
-    </w:p>
-    <w:bookmarkEnd w:id="27"/>
-    <w:bookmarkStart w:id="28" w:name="strengths-and-limitations"/>
-    <w:p>
-      <w:pPr>
-        <w:pStyle w:val="Heading2"/>
-      </w:pPr>
-      <w:r>
-        <w:t xml:space="preserve">5.2 Strengths and Limitations</w:t>
+        <w:t xml:space="preserve">Salmonella</w:t>
+      </w:r>
+      <w:r>
+        <w:t xml:space="preserve"> </w:t>
+      </w:r>
+      <w:r>
+        <w:t xml:space="preserve">population within the creek changes rapidly. Some serovars such as MontevideoII, MuenchenI, and Rubislaw are seen extremely frequently, being present in upwards of 80% of samples. These serovars could be considered environmentally endemic. Meanwhile several serovars such as Typhimurium, Newport, Agbeni, and Oranienburg seem to be more transient, present for a few days before diappearing, often in cyclical patterns (Figure 2).</w:t>
+      </w:r>
+    </w:p>
+    <w:p>
+      <w:pPr>
+        <w:pStyle w:val="SourceCode"/>
+      </w:pPr>
+      <w:r>
+        <w:rPr>
+          <w:rStyle w:val="NormalTok"/>
+        </w:rPr>
+        <w:t xml:space="preserve">knitr</w:t>
+      </w:r>
+      <w:r>
+        <w:rPr>
+          <w:rStyle w:val="SpecialCharTok"/>
+        </w:rPr>
+        <w:t xml:space="preserve">::</w:t>
+      </w:r>
+      <w:r>
+        <w:rPr>
+          <w:rStyle w:val="FunctionTok"/>
+        </w:rPr>
+        <w:t xml:space="preserve">include_graphics</w:t>
+      </w:r>
+      <w:r>
+        <w:rPr>
+          <w:rStyle w:val="NormalTok"/>
+        </w:rPr>
+        <w:t xml:space="preserve">(here</w:t>
+      </w:r>
+      <w:r>
+        <w:rPr>
+          <w:rStyle w:val="SpecialCharTok"/>
+        </w:rPr>
+        <w:t xml:space="preserve">::</w:t>
+      </w:r>
+      <w:r>
+        <w:rPr>
+          <w:rStyle w:val="FunctionTok"/>
+        </w:rPr>
+        <w:t xml:space="preserve">here</w:t>
+      </w:r>
+      <w:r>
+        <w:rPr>
+          <w:rStyle w:val="NormalTok"/>
+        </w:rPr>
+        <w:t xml:space="preserve">(</w:t>
+      </w:r>
+      <w:r>
+        <w:rPr>
+          <w:rStyle w:val="StringTok"/>
+        </w:rPr>
+        <w:t xml:space="preserve">"results"</w:t>
+      </w:r>
+      <w:r>
+        <w:rPr>
+          <w:rStyle w:val="NormalTok"/>
+        </w:rPr>
+        <w:t xml:space="preserve">, </w:t>
+      </w:r>
+      <w:r>
+        <w:rPr>
+          <w:rStyle w:val="StringTok"/>
+        </w:rPr>
+        <w:t xml:space="preserve">"figures"</w:t>
+      </w:r>
+      <w:r>
+        <w:rPr>
+          <w:rStyle w:val="NormalTok"/>
+        </w:rPr>
+        <w:t xml:space="preserve">, </w:t>
+      </w:r>
+      <w:r>
+        <w:rPr>
+          <w:rStyle w:val="StringTok"/>
+        </w:rPr>
+        <w:t xml:space="preserve">"areaplot.jpeg"</w:t>
+      </w:r>
+      <w:r>
+        <w:rPr>
+          <w:rStyle w:val="NormalTok"/>
+        </w:rPr>
+        <w:t xml:space="preserve">))</w:t>
       </w:r>
     </w:p>
     <w:p>
       <w:pPr>
         <w:pStyle w:val="FirstParagraph"/>
       </w:pPr>
+      <w:r>
+        <w:drawing>
+          <wp:inline>
+            <wp:extent cx="5334000" cy="2000250"/>
+            <wp:effectExtent b="0" l="0" r="0" t="0"/>
+            <wp:docPr descr="" title="" id="24" name="Picture"/>
+            <a:graphic>
+              <a:graphicData uri="http://schemas.openxmlformats.org/drawingml/2006/picture">
+                <pic:pic>
+                  <pic:nvPicPr>
+                    <pic:cNvPr descr="../../results/figures/areaplot.jpeg" id="25" name="Picture"/>
+                    <pic:cNvPicPr>
+                      <a:picLocks noChangeArrowheads="1" noChangeAspect="1"/>
+                    </pic:cNvPicPr>
+                  </pic:nvPicPr>
+                  <pic:blipFill>
+                    <a:blip r:embed="rId23"/>
+                    <a:stretch>
+                      <a:fillRect/>
+                    </a:stretch>
+                  </pic:blipFill>
+                  <pic:spPr bwMode="auto">
+                    <a:xfrm>
+                      <a:off x="0" y="0"/>
+                      <a:ext cx="5334000" cy="2000250"/>
+                    </a:xfrm>
+                    <a:prstGeom prst="rect">
+                      <a:avLst/>
+                    </a:prstGeom>
+                    <a:noFill/>
+                    <a:ln w="9525">
+                      <a:noFill/>
+                      <a:headEnd/>
+                      <a:tailEnd/>
+                    </a:ln>
+                  </pic:spPr>
+                </pic:pic>
+              </a:graphicData>
+            </a:graphic>
+          </wp:inline>
+        </w:drawing>
+      </w:r>
+    </w:p>
+    <w:p>
+      <w:pPr>
+        <w:pStyle w:val="BodyText"/>
+      </w:pPr>
+      <w:r>
+        <w:t xml:space="preserve">Figure 2: The</w:t>
+      </w:r>
+      <w:r>
+        <w:t xml:space="preserve"> </w:t>
+      </w:r>
       <w:r>
         <w:rPr>
           <w:i/>
           <w:iCs/>
         </w:rPr>
-        <w:t xml:space="preserve">Discuss what you perceive as strengths and limitations of your analysis.</w:t>
-      </w:r>
-    </w:p>
-    <w:bookmarkEnd w:id="28"/>
-    <w:bookmarkStart w:id="29" w:name="conclusions"/>
+        <w:t xml:space="preserve">Salmonella</w:t>
+      </w:r>
+      <w:r>
+        <w:t xml:space="preserve"> </w:t>
+      </w:r>
+      <w:r>
+        <w:t xml:space="preserve">population in an urban creek exhibits dynamic daily changes. Spikes represent the proportion of each sample each serovar represents. Days are numbered from start of sampling. Serovars considered environmentally endemic are colored in grey, while transient serovars are brightly colored.</w:t>
+      </w:r>
+    </w:p>
+    <w:p>
+      <w:pPr>
+        <w:pStyle w:val="BodyText"/>
+      </w:pPr>
+      <w:r>
+        <w:t xml:space="preserve">A Pearson’s correlation was done to determine if any predictor variables correlate with each other, and variables with a correlation greater than 0.75 were removed from further analysis. EDA plots were created to determine the relationship between complexity and each predictor variable, the kept variables are shown in Figure 3. No variables had an obviously non-linear relationship with complexity.</w:t>
+      </w:r>
+    </w:p>
+    <w:p>
+      <w:pPr>
+        <w:pStyle w:val="SourceCode"/>
+      </w:pPr>
+      <w:r>
+        <w:rPr>
+          <w:rStyle w:val="NormalTok"/>
+        </w:rPr>
+        <w:t xml:space="preserve">knitr</w:t>
+      </w:r>
+      <w:r>
+        <w:rPr>
+          <w:rStyle w:val="SpecialCharTok"/>
+        </w:rPr>
+        <w:t xml:space="preserve">::</w:t>
+      </w:r>
+      <w:r>
+        <w:rPr>
+          <w:rStyle w:val="FunctionTok"/>
+        </w:rPr>
+        <w:t xml:space="preserve">include_graphics</w:t>
+      </w:r>
+      <w:r>
+        <w:rPr>
+          <w:rStyle w:val="NormalTok"/>
+        </w:rPr>
+        <w:t xml:space="preserve">(here</w:t>
+      </w:r>
+      <w:r>
+        <w:rPr>
+          <w:rStyle w:val="SpecialCharTok"/>
+        </w:rPr>
+        <w:t xml:space="preserve">::</w:t>
+      </w:r>
+      <w:r>
+        <w:rPr>
+          <w:rStyle w:val="FunctionTok"/>
+        </w:rPr>
+        <w:t xml:space="preserve">here</w:t>
+      </w:r>
+      <w:r>
+        <w:rPr>
+          <w:rStyle w:val="NormalTok"/>
+        </w:rPr>
+        <w:t xml:space="preserve">(</w:t>
+      </w:r>
+      <w:r>
+        <w:rPr>
+          <w:rStyle w:val="StringTok"/>
+        </w:rPr>
+        <w:t xml:space="preserve">"results"</w:t>
+      </w:r>
+      <w:r>
+        <w:rPr>
+          <w:rStyle w:val="NormalTok"/>
+        </w:rPr>
+        <w:t xml:space="preserve">, </w:t>
+      </w:r>
+      <w:r>
+        <w:rPr>
+          <w:rStyle w:val="StringTok"/>
+        </w:rPr>
+        <w:t xml:space="preserve">"figures"</w:t>
+      </w:r>
+      <w:r>
+        <w:rPr>
+          <w:rStyle w:val="NormalTok"/>
+        </w:rPr>
+        <w:t xml:space="preserve">, </w:t>
+      </w:r>
+      <w:r>
+        <w:rPr>
+          <w:rStyle w:val="StringTok"/>
+        </w:rPr>
+        <w:t xml:space="preserve">"CombinedEDA.jpeg"</w:t>
+      </w:r>
+      <w:r>
+        <w:rPr>
+          <w:rStyle w:val="NormalTok"/>
+        </w:rPr>
+        <w:t xml:space="preserve">))</w:t>
+      </w:r>
+    </w:p>
+    <w:p>
+      <w:pPr>
+        <w:pStyle w:val="FirstParagraph"/>
+      </w:pPr>
+      <w:r>
+        <w:drawing>
+          <wp:inline>
+            <wp:extent cx="5334000" cy="3200400"/>
+            <wp:effectExtent b="0" l="0" r="0" t="0"/>
+            <wp:docPr descr="" title="" id="27" name="Picture"/>
+            <a:graphic>
+              <a:graphicData uri="http://schemas.openxmlformats.org/drawingml/2006/picture">
+                <pic:pic>
+                  <pic:nvPicPr>
+                    <pic:cNvPr descr="../../results/figures/CombinedEDA.jpeg" id="28" name="Picture"/>
+                    <pic:cNvPicPr>
+                      <a:picLocks noChangeArrowheads="1" noChangeAspect="1"/>
+                    </pic:cNvPicPr>
+                  </pic:nvPicPr>
+                  <pic:blipFill>
+                    <a:blip r:embed="rId26"/>
+                    <a:stretch>
+                      <a:fillRect/>
+                    </a:stretch>
+                  </pic:blipFill>
+                  <pic:spPr bwMode="auto">
+                    <a:xfrm>
+                      <a:off x="0" y="0"/>
+                      <a:ext cx="5334000" cy="3200400"/>
+                    </a:xfrm>
+                    <a:prstGeom prst="rect">
+                      <a:avLst/>
+                    </a:prstGeom>
+                    <a:noFill/>
+                    <a:ln w="9525">
+                      <a:noFill/>
+                      <a:headEnd/>
+                      <a:tailEnd/>
+                    </a:ln>
+                  </pic:spPr>
+                </pic:pic>
+              </a:graphicData>
+            </a:graphic>
+          </wp:inline>
+        </w:drawing>
+      </w:r>
+    </w:p>
+    <w:p>
+      <w:pPr>
+        <w:pStyle w:val="BodyText"/>
+      </w:pPr>
+      <w:r>
+        <w:t xml:space="preserve">Figure 3: Compexity over variables kept for the full version of the model</w:t>
+      </w:r>
+    </w:p>
+    <w:bookmarkEnd w:id="29"/>
+    <w:bookmarkStart w:id="33" w:name="full-analysis"/>
     <w:p>
       <w:pPr>
         <w:pStyle w:val="Heading2"/>
       </w:pPr>
       <w:r>
-        <w:t xml:space="preserve">5.3 Conclusions</w:t>
+        <w:t xml:space="preserve">4.2 Full analysis</w:t>
       </w:r>
     </w:p>
     <w:p>
       <w:pPr>
         <w:pStyle w:val="FirstParagraph"/>
       </w:pPr>
+      <w:r>
+        <w:t xml:space="preserve">Two initial models were tried with all variables. A linear model and a random forest model. Linear models have been used by many papers to model for</w:t>
+      </w:r>
+      <w:r>
+        <w:t xml:space="preserve"> </w:t>
+      </w:r>
       <w:r>
         <w:rPr>
           <w:i/>
           <w:iCs/>
         </w:rPr>
-        <w:t xml:space="preserve">What are the main take-home messages?</w:t>
+        <w:t xml:space="preserve">Salmonella</w:t>
+      </w:r>
+      <w:r>
+        <w:t xml:space="preserve"> </w:t>
+      </w:r>
+      <w:r>
+        <w:t xml:space="preserve">prevalence in water. Both models had similar RMSE values, so the linear model was kept as it is easier to interpret.</w:t>
       </w:r>
     </w:p>
     <w:p>
       <w:pPr>
         <w:pStyle w:val="BodyText"/>
       </w:pPr>
+      <w:r>
+        <w:t xml:space="preserve">Table 1: comparison of first to last models, test and train data.</w:t>
+      </w:r>
+    </w:p>
+    <w:p>
+      <w:pPr>
+        <w:pStyle w:val="SourceCode"/>
+      </w:pPr>
+      <w:r>
+        <w:rPr>
+          <w:rStyle w:val="NormalTok"/>
+        </w:rPr>
+        <w:t xml:space="preserve">knitr</w:t>
+      </w:r>
+      <w:r>
+        <w:rPr>
+          <w:rStyle w:val="SpecialCharTok"/>
+        </w:rPr>
+        <w:t xml:space="preserve">::</w:t>
+      </w:r>
+      <w:r>
+        <w:rPr>
+          <w:rStyle w:val="FunctionTok"/>
+        </w:rPr>
+        <w:t xml:space="preserve">include_graphics</w:t>
+      </w:r>
+      <w:r>
+        <w:rPr>
+          <w:rStyle w:val="NormalTok"/>
+        </w:rPr>
+        <w:t xml:space="preserve">(here</w:t>
+      </w:r>
+      <w:r>
+        <w:rPr>
+          <w:rStyle w:val="SpecialCharTok"/>
+        </w:rPr>
+        <w:t xml:space="preserve">::</w:t>
+      </w:r>
+      <w:r>
+        <w:rPr>
+          <w:rStyle w:val="FunctionTok"/>
+        </w:rPr>
+        <w:t xml:space="preserve">here</w:t>
+      </w:r>
+      <w:r>
+        <w:rPr>
+          <w:rStyle w:val="NormalTok"/>
+        </w:rPr>
+        <w:t xml:space="preserve">(</w:t>
+      </w:r>
+      <w:r>
+        <w:rPr>
+          <w:rStyle w:val="StringTok"/>
+        </w:rPr>
+        <w:t xml:space="preserve">"results"</w:t>
+      </w:r>
+      <w:r>
+        <w:rPr>
+          <w:rStyle w:val="NormalTok"/>
+        </w:rPr>
+        <w:t xml:space="preserve">, </w:t>
+      </w:r>
+      <w:r>
+        <w:rPr>
+          <w:rStyle w:val="StringTok"/>
+        </w:rPr>
+        <w:t xml:space="preserve">"figures"</w:t>
+      </w:r>
+      <w:r>
+        <w:rPr>
+          <w:rStyle w:val="NormalTok"/>
+        </w:rPr>
+        <w:t xml:space="preserve">, </w:t>
+      </w:r>
+      <w:r>
+        <w:rPr>
+          <w:rStyle w:val="StringTok"/>
+        </w:rPr>
+        <w:t xml:space="preserve">"PredictedPlots.jpeg"</w:t>
+      </w:r>
+      <w:r>
+        <w:rPr>
+          <w:rStyle w:val="NormalTok"/>
+        </w:rPr>
+        <w:t xml:space="preserve">))</w:t>
+      </w:r>
+    </w:p>
+    <w:p>
+      <w:pPr>
+        <w:pStyle w:val="FirstParagraph"/>
+      </w:pPr>
+      <w:r>
+        <w:drawing>
+          <wp:inline>
+            <wp:extent cx="5334000" cy="3556000"/>
+            <wp:effectExtent b="0" l="0" r="0" t="0"/>
+            <wp:docPr descr="" title="" id="31" name="Picture"/>
+            <a:graphic>
+              <a:graphicData uri="http://schemas.openxmlformats.org/drawingml/2006/picture">
+                <pic:pic>
+                  <pic:nvPicPr>
+                    <pic:cNvPr descr="../../results/figures/PredictedPlots.jpeg" id="32" name="Picture"/>
+                    <pic:cNvPicPr>
+                      <a:picLocks noChangeArrowheads="1" noChangeAspect="1"/>
+                    </pic:cNvPicPr>
+                  </pic:nvPicPr>
+                  <pic:blipFill>
+                    <a:blip r:embed="rId30"/>
+                    <a:stretch>
+                      <a:fillRect/>
+                    </a:stretch>
+                  </pic:blipFill>
+                  <pic:spPr bwMode="auto">
+                    <a:xfrm>
+                      <a:off x="0" y="0"/>
+                      <a:ext cx="5334000" cy="3556000"/>
+                    </a:xfrm>
+                    <a:prstGeom prst="rect">
+                      <a:avLst/>
+                    </a:prstGeom>
+                    <a:noFill/>
+                    <a:ln w="9525">
+                      <a:noFill/>
+                      <a:headEnd/>
+                      <a:tailEnd/>
+                    </a:ln>
+                  </pic:spPr>
+                </pic:pic>
+              </a:graphicData>
+            </a:graphic>
+          </wp:inline>
+        </w:drawing>
+      </w:r>
+    </w:p>
+    <w:p>
+      <w:pPr>
+        <w:pStyle w:val="BodyText"/>
+      </w:pPr>
+      <w:r>
+        <w:t xml:space="preserve">Figure 4: residuals of first and last models</w:t>
+      </w:r>
+    </w:p>
+    <w:p>
+      <w:pPr>
+        <w:pStyle w:val="BodyText"/>
+      </w:pPr>
+      <w:r>
+        <w:t xml:space="preserve">Table 2: Final predictor values of subset selection LR model</w:t>
+      </w:r>
+    </w:p>
+    <w:bookmarkEnd w:id="33"/>
+    <w:bookmarkEnd w:id="34"/>
+    <w:bookmarkStart w:id="38" w:name="discussion"/>
+    <w:p>
+      <w:pPr>
+        <w:pStyle w:val="Heading1"/>
+      </w:pPr>
+      <w:r>
+        <w:t xml:space="preserve">5. Discussion</w:t>
+      </w:r>
+    </w:p>
+    <w:p>
+      <w:pPr>
+        <w:pStyle w:val="FirstParagraph"/>
+      </w:pPr>
+      <w:r>
+        <w:t xml:space="preserve">This is the first study to investigate daily changes</w:t>
+      </w:r>
+      <w:r>
+        <w:t xml:space="preserve"> </w:t>
+      </w:r>
       <w:r>
         <w:rPr>
           <w:i/>
           <w:iCs/>
         </w:rPr>
+        <w:t xml:space="preserve">Salmonella</w:t>
+      </w:r>
+      <w:r>
+        <w:t xml:space="preserve"> </w:t>
+      </w:r>
+      <w:r>
+        <w:t xml:space="preserve">populations in water over a significant period. It reveals dynamic</w:t>
+      </w:r>
+      <w:r>
+        <w:t xml:space="preserve"> </w:t>
+      </w:r>
+      <w:r>
+        <w:rPr>
+          <w:i/>
+          <w:iCs/>
+        </w:rPr>
+        <w:t xml:space="preserve">Salmonella</w:t>
+      </w:r>
+      <w:r>
+        <w:t xml:space="preserve"> </w:t>
+      </w:r>
+      <w:r>
+        <w:t xml:space="preserve">populations consisting of environmentally endemic serovars interrupted by sporadic occurrences of other, transient serovars. This study shows rapid temporal changes in</w:t>
+      </w:r>
+      <w:r>
+        <w:t xml:space="preserve"> </w:t>
+      </w:r>
+      <w:r>
+        <w:rPr>
+          <w:i/>
+          <w:iCs/>
+        </w:rPr>
+        <w:t xml:space="preserve">Salmonella</w:t>
+      </w:r>
+      <w:r>
+        <w:t xml:space="preserve"> </w:t>
+      </w:r>
+      <w:r>
+        <w:t xml:space="preserve">populations in a suburban creek. While this is not an agricultural watershed and this water is not used for irrigation, the findings from this project indicate that food safety risks posed by surface water contaminated with</w:t>
+      </w:r>
+      <w:r>
+        <w:t xml:space="preserve"> </w:t>
+      </w:r>
+      <w:r>
+        <w:rPr>
+          <w:i/>
+          <w:iCs/>
+        </w:rPr>
+        <w:t xml:space="preserve">Salmonella</w:t>
+      </w:r>
+      <w:r>
+        <w:t xml:space="preserve"> </w:t>
+      </w:r>
+      <w:r>
+        <w:t xml:space="preserve">can also change rapidly. A sample taken on a certain day may not accurately represent the microbial risk of the surface water by the time the culture or other detection is completed and confirmed.</w:t>
+      </w:r>
+    </w:p>
+    <w:p>
+      <w:pPr>
+        <w:pStyle w:val="BodyText"/>
+      </w:pPr>
+      <w:r>
+        <w:t xml:space="preserve">As such, a good model for determining</w:t>
+      </w:r>
+      <w:r>
+        <w:t xml:space="preserve"> </w:t>
+      </w:r>
+      <w:r>
+        <w:rPr>
+          <w:i/>
+          <w:iCs/>
+        </w:rPr>
+        <w:t xml:space="preserve">Salmonella</w:t>
+      </w:r>
+      <w:r>
+        <w:t xml:space="preserve"> </w:t>
+      </w:r>
+      <w:r>
+        <w:t xml:space="preserve">risk is necessary.</w:t>
+      </w:r>
+    </w:p>
+    <w:bookmarkStart w:id="35" w:name="summary-and-interpretation"/>
+    <w:p>
+      <w:pPr>
+        <w:pStyle w:val="Heading2"/>
+      </w:pPr>
+      <w:r>
+        <w:t xml:space="preserve">5.1 Summary and Interpretation</w:t>
+      </w:r>
+    </w:p>
+    <w:p>
+      <w:pPr>
+        <w:pStyle w:val="FirstParagraph"/>
+      </w:pPr>
+      <w:r>
+        <w:rPr>
+          <w:i/>
+          <w:iCs/>
+        </w:rPr>
+        <w:t xml:space="preserve">Summarize what you did, what you found and what it means.</w:t>
+      </w:r>
+    </w:p>
+    <w:p>
+      <w:pPr>
+        <w:pStyle w:val="BodyText"/>
+      </w:pPr>
+      <w:r>
+        <w:t xml:space="preserve">The final linear model subset selection yielded four variables.</w:t>
+      </w:r>
+    </w:p>
+    <w:bookmarkEnd w:id="35"/>
+    <w:bookmarkStart w:id="36" w:name="strengths-and-limitations"/>
+    <w:p>
+      <w:pPr>
+        <w:pStyle w:val="Heading2"/>
+      </w:pPr>
+      <w:r>
+        <w:t xml:space="preserve">5.2 Strengths and Limitations</w:t>
+      </w:r>
+    </w:p>
+    <w:p>
+      <w:pPr>
+        <w:pStyle w:val="FirstParagraph"/>
+      </w:pPr>
+      <w:r>
+        <w:t xml:space="preserve">There have been many attempts to model for</w:t>
+      </w:r>
+      <w:r>
+        <w:t xml:space="preserve"> </w:t>
+      </w:r>
+      <w:r>
+        <w:rPr>
+          <w:i/>
+          <w:iCs/>
+        </w:rPr>
+        <w:t xml:space="preserve">Salmonella</w:t>
+      </w:r>
+      <w:r>
+        <w:t xml:space="preserve"> </w:t>
+      </w:r>
+      <w:r>
+        <w:t xml:space="preserve">prevalence in water. This study is unique in that modeling was done on population complexity rather than prevalence, which is not something many other projects are able to do.</w:t>
+      </w:r>
+    </w:p>
+    <w:p>
+      <w:pPr>
+        <w:pStyle w:val="BodyText"/>
+      </w:pPr>
+      <w:r>
+        <w:t xml:space="preserve">The amount of data is a limitation in this study, many datasets used in this class contain thousands of datapoints, while this study has far fewer. This lends less statistical power to this study. This dataset also only includes measureable weather and enivornmental variables. However,</w:t>
+      </w:r>
+      <w:r>
+        <w:t xml:space="preserve"> </w:t>
+      </w:r>
+      <w:r>
+        <w:rPr>
+          <w:i/>
+          <w:iCs/>
+        </w:rPr>
+        <w:t xml:space="preserve">Salmonella</w:t>
+      </w:r>
+      <w:r>
+        <w:t xml:space="preserve"> </w:t>
+      </w:r>
+      <w:r>
+        <w:t xml:space="preserve">is an enteric pathogen that has been shown to be carried by wildlife and other reserviors. This dataset does not include any information on the movement of such hosts and therefore the predictor variables may not be sufficient to capture the effect of wildlife activity on</w:t>
+      </w:r>
+      <w:r>
+        <w:t xml:space="preserve"> </w:t>
+      </w:r>
+      <w:r>
+        <w:rPr>
+          <w:i/>
+          <w:iCs/>
+        </w:rPr>
+        <w:t xml:space="preserve">Salmonella</w:t>
+      </w:r>
+      <w:r>
+        <w:t xml:space="preserve">.</w:t>
+      </w:r>
+    </w:p>
+    <w:bookmarkEnd w:id="36"/>
+    <w:bookmarkStart w:id="37" w:name="conclusions"/>
+    <w:p>
+      <w:pPr>
+        <w:pStyle w:val="Heading2"/>
+      </w:pPr>
+      <w:r>
+        <w:t xml:space="preserve">5.3 Conclusions</w:t>
+      </w:r>
+    </w:p>
+    <w:p>
+      <w:pPr>
+        <w:pStyle w:val="FirstParagraph"/>
+      </w:pPr>
+      <w:r>
+        <w:rPr>
+          <w:i/>
+          <w:iCs/>
+        </w:rPr>
+        <w:t xml:space="preserve">What are the main take-home messages?</w:t>
+      </w:r>
+    </w:p>
+    <w:p>
+      <w:pPr>
+        <w:pStyle w:val="BodyText"/>
+      </w:pPr>
+      <w:r>
+        <w:rPr>
+          <w:i/>
+          <w:iCs/>
+        </w:rPr>
         <w:t xml:space="preserve">Include citations in your Qmd file using BibTeX, the list of references will automatically be placed at the end</w:t>
       </w:r>
     </w:p>
-    <w:bookmarkEnd w:id="29"/>
-    <w:bookmarkEnd w:id="30"/>
-    <w:bookmarkStart w:id="31" w:name="references"/>
+    <w:bookmarkEnd w:id="37"/>
+    <w:bookmarkEnd w:id="38"/>
+    <w:bookmarkStart w:id="39" w:name="references"/>
     <w:p>
       <w:pPr>
         <w:pStyle w:val="Heading1"/>
@@ -2571,7 +1804,7 @@
         <w:t xml:space="preserve">Smith, J. C., Siceloff, A. T., Shirazi, S. M., Bell, R. L., &amp; Shariat, N. W. (2025). A two-year study of Salmonella in four natural watersheds highlights the need for increased environmental Salmonella surveillance to close the One Health loop. Applied and Environmental Microbiology, 91(12), e01770-25. https://doi.org/10.1128/aem.01770-25</w:t>
       </w:r>
     </w:p>
-    <w:bookmarkEnd w:id="31"/>
+    <w:bookmarkEnd w:id="39"/>
     <w:sectPr>
       <w:footnotePr>
         <w:numRestart w:val="eachSect"/>

--- a/products/manuscript/Manuscript.docx
+++ b/products/manuscript/Manuscript.docx
@@ -103,7 +103,7 @@
         <w:t xml:space="preserve"> </w:t>
       </w:r>
       <w:r>
-        <w:t xml:space="preserve">(ORCID: )</w:t>
+        <w:t xml:space="preserve">(ORCID: none yet)</w:t>
       </w:r>
     </w:p>
     <w:p>
@@ -281,7 +281,7 @@
         </w:numPr>
       </w:pPr>
       <w:r>
-        <w:t xml:space="preserve">Environmental something? will fix later, University of Georgia, Athens, GA, USA.</w:t>
+        <w:t xml:space="preserve">Environmental Health Science University of Georgia, Athens, GA, USA.</w:t>
       </w:r>
     </w:p>
     <w:p>
@@ -319,40 +319,7 @@
         <w:t xml:space="preserve"> </w:t>
       </w:r>
       <w:r>
-        <w:t xml:space="preserve">Corresponding author: some@email.com</w:t>
-      </w:r>
-    </w:p>
-    <w:p>
-      <w:pPr>
-        <w:pStyle w:val="BodyText"/>
-      </w:pPr>
-      <m:oMath>
-        <m:r>
-          <m:rPr>
-            <m:sty m:val="p"/>
-          </m:rPr>
-          <m:t>†</m:t>
-        </m:r>
-      </m:oMath>
-      <w:r>
-        <w:t xml:space="preserve"> </w:t>
-      </w:r>
-      <w:r>
-        <w:t xml:space="preserve">Disclaimer: The opinions expressed in this article are the</w:t>
-      </w:r>
-      <w:r>
-        <w:t xml:space="preserve"> </w:t>
-      </w:r>
-      <w:r>
-        <w:t xml:space="preserve">author’s own and don’t reflect their employer.</w:t>
-      </w:r>
-    </w:p>
-    <w:p>
-      <w:pPr>
-        <w:pStyle w:val="BodyText"/>
-      </w:pPr>
-      <w:r>
-        <w:t xml:space="preserve">I (Esther) will be the only one doing modeling on this project, however I do want to acknowledge the undergrads who did a majority of the actual data collection (Dawson and Kaya) because they are fantastic, as well as our collaborators in other labs who helped with some of the other data generation.</w:t>
+        <w:t xml:space="preserve">Corresponding author: nikki.shariat@uga.edu</w:t>
       </w:r>
     </w:p>
     <w:p>
@@ -367,6 +334,104 @@
       </w:pPr>
       <w:r>
         <w:t xml:space="preserve">1. Summary/Abstract</w:t>
+      </w:r>
+    </w:p>
+    <w:p>
+      <w:pPr>
+        <w:pStyle w:val="FirstParagraph"/>
+      </w:pPr>
+      <w:r>
+        <w:rPr>
+          <w:i/>
+          <w:iCs/>
+        </w:rPr>
+        <w:t xml:space="preserve">Salmonella enterica</w:t>
+      </w:r>
+      <w:r>
+        <w:t xml:space="preserve"> </w:t>
+      </w:r>
+      <w:r>
+        <w:t xml:space="preserve">is frequently found in surface water across the United States. Contaminated surface water has been demonstrated to be a food safety risk, as such it is vital to understand when</w:t>
+      </w:r>
+      <w:r>
+        <w:t xml:space="preserve"> </w:t>
+      </w:r>
+      <w:r>
+        <w:rPr>
+          <w:i/>
+          <w:iCs/>
+        </w:rPr>
+        <w:t xml:space="preserve">Salmonella</w:t>
+      </w:r>
+      <w:r>
+        <w:t xml:space="preserve"> </w:t>
+      </w:r>
+      <w:r>
+        <w:t xml:space="preserve">enters such systems. This study characterized changes to the</w:t>
+      </w:r>
+      <w:r>
+        <w:t xml:space="preserve"> </w:t>
+      </w:r>
+      <w:r>
+        <w:rPr>
+          <w:i/>
+          <w:iCs/>
+        </w:rPr>
+        <w:t xml:space="preserve">Salmonella</w:t>
+      </w:r>
+      <w:r>
+        <w:t xml:space="preserve"> </w:t>
+      </w:r>
+      <w:r>
+        <w:t xml:space="preserve">population of an urban creek by sampling for</w:t>
+      </w:r>
+      <w:r>
+        <w:t xml:space="preserve"> </w:t>
+      </w:r>
+      <w:r>
+        <w:rPr>
+          <w:i/>
+          <w:iCs/>
+        </w:rPr>
+        <w:t xml:space="preserve">Salmonella</w:t>
+      </w:r>
+      <w:r>
+        <w:t xml:space="preserve"> </w:t>
+      </w:r>
+      <w:r>
+        <w:t xml:space="preserve">every weekday for six months. Environmental data were collected at the time of sampling, and weather variables were collected from a local weather station.</w:t>
+      </w:r>
+      <w:r>
+        <w:t xml:space="preserve"> </w:t>
+      </w:r>
+      <w:r>
+        <w:rPr>
+          <w:i/>
+          <w:iCs/>
+        </w:rPr>
+        <w:t xml:space="preserve">Salmonella</w:t>
+      </w:r>
+      <w:r>
+        <w:t xml:space="preserve"> </w:t>
+      </w:r>
+      <w:r>
+        <w:t xml:space="preserve">prevalence was 97%, with an average of 3.89 serovars per sample. Linear regression modeling found pH, rain, turbidity, and wind speed to be important factor for predicting</w:t>
+      </w:r>
+      <w:r>
+        <w:t xml:space="preserve"> </w:t>
+      </w:r>
+      <w:r>
+        <w:rPr>
+          <w:i/>
+          <w:iCs/>
+        </w:rPr>
+        <w:t xml:space="preserve">Salmonella</w:t>
+      </w:r>
+      <w:r>
+        <w:t xml:space="preserve"> </w:t>
+      </w:r>
+      <w:r>
+        <w:t xml:space="preserve">complexity.</w:t>
       </w:r>
     </w:p>
     <w:bookmarkEnd w:id="11"/>
@@ -419,7 +484,7 @@
         <w:t xml:space="preserve"> </w:t>
       </w:r>
       <w:r>
-        <w:t xml:space="preserve">has been repeatedly isolated from surface water across the United States with prevalence ranging from 4-100% (Deaven et al., 2021; Gorski et al., 2011; Havelaar et al., 2017; Maurer et al., 2015; Smith et al., 2025). Approximately 52% of the irrigation water in the US comes from surface water (Dieter et al., 2018), and contaminated surface water has been shown to be a risk for produce contamination (FDA, 2025, 2024; Greene et al., 2008).</w:t>
+        <w:t xml:space="preserve">has been repeatedly isolated from surface water across the United States with prevalence ranging from 4-100% (Deaven et al., 2021; Gorski et al., 2011; Havelaar et al., 2017; Maurer et al., 2015; Smith et al., 2025). Approximately 52% of the irrigation water in the US comes from surface water (Dieter et al., 2018), and contaminated surface water has been shown to be a risk for produce contamination (FDA, 2025, 2024b; Greene et al., 2008).</w:t>
       </w:r>
       <w:r>
         <w:t xml:space="preserve"> </w:t>
@@ -834,7 +899,7 @@
         <w:pStyle w:val="BodyText"/>
       </w:pPr>
       <w:r>
-        <w:t xml:space="preserve">The tidymodels framework was used to create several linear regression models. Subset selection was undergone by iteratively removing the predictor with the largest p-value until only predictors with p&lt; 0.05 remained. A random forest model with all predictors was also done.</w:t>
+        <w:t xml:space="preserve">The tidymodels framework was used to create several linear regression models. Subset selection was undergone by iteratively removing the predictor with the largest p-value until only predictors with p&lt; 0.05 remained. A random forest model with all predictors was also done. Cross validation was done on all models, and models were compared using rmse.</w:t>
       </w:r>
     </w:p>
     <w:p>
@@ -844,7 +909,7 @@
     </w:p>
     <w:bookmarkEnd w:id="18"/>
     <w:bookmarkEnd w:id="19"/>
-    <w:bookmarkStart w:id="34" w:name="results"/>
+    <w:bookmarkStart w:id="40" w:name="results"/>
     <w:p>
       <w:pPr>
         <w:pStyle w:val="Heading1"/>
@@ -1349,7 +1414,7 @@
       </w:r>
     </w:p>
     <w:bookmarkEnd w:id="29"/>
-    <w:bookmarkStart w:id="33" w:name="full-analysis"/>
+    <w:bookmarkStart w:id="39" w:name="full-analysis"/>
     <w:p>
       <w:pPr>
         <w:pStyle w:val="Heading2"/>
@@ -1363,23 +1428,23 @@
         <w:pStyle w:val="FirstParagraph"/>
       </w:pPr>
       <w:r>
-        <w:t xml:space="preserve">Two initial models were tried with all variables. A linear model and a random forest model. Linear models have been used by many papers to model for</w:t>
-      </w:r>
-      <w:r>
-        <w:t xml:space="preserve"> </w:t>
-      </w:r>
-      <w:r>
-        <w:rPr>
-          <w:i/>
-          <w:iCs/>
-        </w:rPr>
-        <w:t xml:space="preserve">Salmonella</w:t>
-      </w:r>
-      <w:r>
-        <w:t xml:space="preserve"> </w:t>
-      </w:r>
-      <w:r>
-        <w:t xml:space="preserve">prevalence in water. Both models had similar RMSE values, so the linear model was kept as it is easier to interpret.</w:t>
+        <w:t xml:space="preserve">Two initial models were tried with all variables, a linear model and a random forest model. Linear models have been used by many papers to model for</w:t>
+      </w:r>
+      <w:r>
+        <w:t xml:space="preserve"> </w:t>
+      </w:r>
+      <w:r>
+        <w:rPr>
+          <w:i/>
+          <w:iCs/>
+        </w:rPr>
+        <w:t xml:space="preserve">Salmonella</w:t>
+      </w:r>
+      <w:r>
+        <w:t xml:space="preserve"> </w:t>
+      </w:r>
+      <w:r>
+        <w:t xml:space="preserve">prevalence in water. Both the random forest and linear regression with full predictors had similar RMSE values (Table 1), so the linear model was used for further analysis as it is easier to interpret.</w:t>
       </w:r>
     </w:p>
     <w:p>
@@ -1387,7 +1452,7 @@
         <w:pStyle w:val="BodyText"/>
       </w:pPr>
       <w:r>
-        <w:t xml:space="preserve">Table 1: comparison of first to last models, test and train data.</w:t>
+        <w:t xml:space="preserve">Table 1: Comparison of rmse between all three models.</w:t>
       </w:r>
     </w:p>
     <w:p>
@@ -1452,7 +1517,7 @@
         <w:rPr>
           <w:rStyle w:val="StringTok"/>
         </w:rPr>
-        <w:t xml:space="preserve">"figures"</w:t>
+        <w:t xml:space="preserve">"tables"</w:t>
       </w:r>
       <w:r>
         <w:rPr>
@@ -1464,7 +1529,7 @@
         <w:rPr>
           <w:rStyle w:val="StringTok"/>
         </w:rPr>
-        <w:t xml:space="preserve">"PredictedPlots.jpeg"</w:t>
+        <w:t xml:space="preserve">"table1.png"</w:t>
       </w:r>
       <w:r>
         <w:rPr>
@@ -1480,20 +1545,150 @@
       <w:r>
         <w:drawing>
           <wp:inline>
-            <wp:extent cx="5334000" cy="3556000"/>
+            <wp:extent cx="5334000" cy="1876340"/>
             <wp:effectExtent b="0" l="0" r="0" t="0"/>
             <wp:docPr descr="" title="" id="31" name="Picture"/>
             <a:graphic>
               <a:graphicData uri="http://schemas.openxmlformats.org/drawingml/2006/picture">
                 <pic:pic>
                   <pic:nvPicPr>
-                    <pic:cNvPr descr="../../results/figures/PredictedPlots.jpeg" id="32" name="Picture"/>
+                    <pic:cNvPr descr="../../results/tables/table1.png" id="32" name="Picture"/>
                     <pic:cNvPicPr>
                       <a:picLocks noChangeArrowheads="1" noChangeAspect="1"/>
                     </pic:cNvPicPr>
                   </pic:nvPicPr>
                   <pic:blipFill>
                     <a:blip r:embed="rId30"/>
+                    <a:stretch>
+                      <a:fillRect/>
+                    </a:stretch>
+                  </pic:blipFill>
+                  <pic:spPr bwMode="auto">
+                    <a:xfrm>
+                      <a:off x="0" y="0"/>
+                      <a:ext cx="5334000" cy="1876340"/>
+                    </a:xfrm>
+                    <a:prstGeom prst="rect">
+                      <a:avLst/>
+                    </a:prstGeom>
+                    <a:noFill/>
+                    <a:ln w="9525">
+                      <a:noFill/>
+                      <a:headEnd/>
+                      <a:tailEnd/>
+                    </a:ln>
+                  </pic:spPr>
+                </pic:pic>
+              </a:graphicData>
+            </a:graphic>
+          </wp:inline>
+        </w:drawing>
+      </w:r>
+    </w:p>
+    <w:p>
+      <w:pPr>
+        <w:pStyle w:val="SourceCode"/>
+      </w:pPr>
+      <w:r>
+        <w:rPr>
+          <w:rStyle w:val="NormalTok"/>
+        </w:rPr>
+        <w:t xml:space="preserve">knitr</w:t>
+      </w:r>
+      <w:r>
+        <w:rPr>
+          <w:rStyle w:val="SpecialCharTok"/>
+        </w:rPr>
+        <w:t xml:space="preserve">::</w:t>
+      </w:r>
+      <w:r>
+        <w:rPr>
+          <w:rStyle w:val="FunctionTok"/>
+        </w:rPr>
+        <w:t xml:space="preserve">include_graphics</w:t>
+      </w:r>
+      <w:r>
+        <w:rPr>
+          <w:rStyle w:val="NormalTok"/>
+        </w:rPr>
+        <w:t xml:space="preserve">(here</w:t>
+      </w:r>
+      <w:r>
+        <w:rPr>
+          <w:rStyle w:val="SpecialCharTok"/>
+        </w:rPr>
+        <w:t xml:space="preserve">::</w:t>
+      </w:r>
+      <w:r>
+        <w:rPr>
+          <w:rStyle w:val="FunctionTok"/>
+        </w:rPr>
+        <w:t xml:space="preserve">here</w:t>
+      </w:r>
+      <w:r>
+        <w:rPr>
+          <w:rStyle w:val="NormalTok"/>
+        </w:rPr>
+        <w:t xml:space="preserve">(</w:t>
+      </w:r>
+      <w:r>
+        <w:rPr>
+          <w:rStyle w:val="StringTok"/>
+        </w:rPr>
+        <w:t xml:space="preserve">"results"</w:t>
+      </w:r>
+      <w:r>
+        <w:rPr>
+          <w:rStyle w:val="NormalTok"/>
+        </w:rPr>
+        <w:t xml:space="preserve">, </w:t>
+      </w:r>
+      <w:r>
+        <w:rPr>
+          <w:rStyle w:val="StringTok"/>
+        </w:rPr>
+        <w:t xml:space="preserve">"figures"</w:t>
+      </w:r>
+      <w:r>
+        <w:rPr>
+          <w:rStyle w:val="NormalTok"/>
+        </w:rPr>
+        <w:t xml:space="preserve">, </w:t>
+      </w:r>
+      <w:r>
+        <w:rPr>
+          <w:rStyle w:val="StringTok"/>
+        </w:rPr>
+        <w:t xml:space="preserve">"PredictedPlots.jpeg"</w:t>
+      </w:r>
+      <w:r>
+        <w:rPr>
+          <w:rStyle w:val="NormalTok"/>
+        </w:rPr>
+        <w:t xml:space="preserve">))</w:t>
+      </w:r>
+    </w:p>
+    <w:p>
+      <w:pPr>
+        <w:pStyle w:val="FirstParagraph"/>
+      </w:pPr>
+      <w:r>
+        <w:drawing>
+          <wp:inline>
+            <wp:extent cx="5334000" cy="3556000"/>
+            <wp:effectExtent b="0" l="0" r="0" t="0"/>
+            <wp:docPr descr="" title="" id="34" name="Picture"/>
+            <a:graphic>
+              <a:graphicData uri="http://schemas.openxmlformats.org/drawingml/2006/picture">
+                <pic:pic>
+                  <pic:nvPicPr>
+                    <pic:cNvPr descr="../../results/figures/PredictedPlots.jpeg" id="35" name="Picture"/>
+                    <pic:cNvPicPr>
+                      <a:picLocks noChangeArrowheads="1" noChangeAspect="1"/>
+                    </pic:cNvPicPr>
+                  </pic:nvPicPr>
+                  <pic:blipFill>
+                    <a:blip r:embed="rId33"/>
                     <a:stretch>
                       <a:fillRect/>
                     </a:stretch>
@@ -1525,7 +1720,7 @@
         <w:pStyle w:val="BodyText"/>
       </w:pPr>
       <w:r>
-        <w:t xml:space="preserve">Figure 4: residuals of first and last models</w:t>
+        <w:t xml:space="preserve">Figure 4: Comparison of predicted vs. actual complexity from all three models on the train (A.) Random Forest, (B.) Full Linear Regression, (C.) Final Linear Regression, and test (D.) Random Forest, (E.) Full Linear Regression, (F.) Final Linear Regression, data</w:t>
       </w:r>
     </w:p>
     <w:p>
@@ -1533,12 +1728,150 @@
         <w:pStyle w:val="BodyText"/>
       </w:pPr>
       <w:r>
+        <w:t xml:space="preserve">There are four variables left after subset selection in the final linear regression model, pH, wind speed, rain, and turbidity (Table 2). Turbidity and pH have a positive impact on complexity, while rainfall and wind speed have negative impacts. Rain and pH have the largest impacts, while turbidity and wind speed have more modest impacts.</w:t>
+      </w:r>
+    </w:p>
+    <w:p>
+      <w:pPr>
+        <w:pStyle w:val="BodyText"/>
+      </w:pPr>
+      <w:r>
         <w:t xml:space="preserve">Table 2: Final predictor values of subset selection LR model</w:t>
       </w:r>
     </w:p>
-    <w:bookmarkEnd w:id="33"/>
-    <w:bookmarkEnd w:id="34"/>
-    <w:bookmarkStart w:id="38" w:name="discussion"/>
+    <w:p>
+      <w:pPr>
+        <w:pStyle w:val="SourceCode"/>
+      </w:pPr>
+      <w:r>
+        <w:rPr>
+          <w:rStyle w:val="NormalTok"/>
+        </w:rPr>
+        <w:t xml:space="preserve">knitr</w:t>
+      </w:r>
+      <w:r>
+        <w:rPr>
+          <w:rStyle w:val="SpecialCharTok"/>
+        </w:rPr>
+        <w:t xml:space="preserve">::</w:t>
+      </w:r>
+      <w:r>
+        <w:rPr>
+          <w:rStyle w:val="FunctionTok"/>
+        </w:rPr>
+        <w:t xml:space="preserve">include_graphics</w:t>
+      </w:r>
+      <w:r>
+        <w:rPr>
+          <w:rStyle w:val="NormalTok"/>
+        </w:rPr>
+        <w:t xml:space="preserve">(here</w:t>
+      </w:r>
+      <w:r>
+        <w:rPr>
+          <w:rStyle w:val="SpecialCharTok"/>
+        </w:rPr>
+        <w:t xml:space="preserve">::</w:t>
+      </w:r>
+      <w:r>
+        <w:rPr>
+          <w:rStyle w:val="FunctionTok"/>
+        </w:rPr>
+        <w:t xml:space="preserve">here</w:t>
+      </w:r>
+      <w:r>
+        <w:rPr>
+          <w:rStyle w:val="NormalTok"/>
+        </w:rPr>
+        <w:t xml:space="preserve">(</w:t>
+      </w:r>
+      <w:r>
+        <w:rPr>
+          <w:rStyle w:val="StringTok"/>
+        </w:rPr>
+        <w:t xml:space="preserve">"results"</w:t>
+      </w:r>
+      <w:r>
+        <w:rPr>
+          <w:rStyle w:val="NormalTok"/>
+        </w:rPr>
+        <w:t xml:space="preserve">, </w:t>
+      </w:r>
+      <w:r>
+        <w:rPr>
+          <w:rStyle w:val="StringTok"/>
+        </w:rPr>
+        <w:t xml:space="preserve">"tables"</w:t>
+      </w:r>
+      <w:r>
+        <w:rPr>
+          <w:rStyle w:val="NormalTok"/>
+        </w:rPr>
+        <w:t xml:space="preserve">, </w:t>
+      </w:r>
+      <w:r>
+        <w:rPr>
+          <w:rStyle w:val="StringTok"/>
+        </w:rPr>
+        <w:t xml:space="preserve">"table2.png"</w:t>
+      </w:r>
+      <w:r>
+        <w:rPr>
+          <w:rStyle w:val="NormalTok"/>
+        </w:rPr>
+        <w:t xml:space="preserve">))</w:t>
+      </w:r>
+    </w:p>
+    <w:p>
+      <w:pPr>
+        <w:pStyle w:val="FirstParagraph"/>
+      </w:pPr>
+      <w:r>
+        <w:drawing>
+          <wp:inline>
+            <wp:extent cx="5334000" cy="3307361"/>
+            <wp:effectExtent b="0" l="0" r="0" t="0"/>
+            <wp:docPr descr="" title="" id="37" name="Picture"/>
+            <a:graphic>
+              <a:graphicData uri="http://schemas.openxmlformats.org/drawingml/2006/picture">
+                <pic:pic>
+                  <pic:nvPicPr>
+                    <pic:cNvPr descr="../../results/tables/table2.png" id="38" name="Picture"/>
+                    <pic:cNvPicPr>
+                      <a:picLocks noChangeArrowheads="1" noChangeAspect="1"/>
+                    </pic:cNvPicPr>
+                  </pic:nvPicPr>
+                  <pic:blipFill>
+                    <a:blip r:embed="rId36"/>
+                    <a:stretch>
+                      <a:fillRect/>
+                    </a:stretch>
+                  </pic:blipFill>
+                  <pic:spPr bwMode="auto">
+                    <a:xfrm>
+                      <a:off x="0" y="0"/>
+                      <a:ext cx="5334000" cy="3307361"/>
+                    </a:xfrm>
+                    <a:prstGeom prst="rect">
+                      <a:avLst/>
+                    </a:prstGeom>
+                    <a:noFill/>
+                    <a:ln w="9525">
+                      <a:noFill/>
+                      <a:headEnd/>
+                      <a:tailEnd/>
+                    </a:ln>
+                  </pic:spPr>
+                </pic:pic>
+              </a:graphicData>
+            </a:graphic>
+          </wp:inline>
+        </w:drawing>
+      </w:r>
+    </w:p>
+    <w:bookmarkEnd w:id="39"/>
+    <w:bookmarkEnd w:id="40"/>
+    <w:bookmarkStart w:id="44" w:name="discussion"/>
     <w:p>
       <w:pPr>
         <w:pStyle w:val="Heading1"/>
@@ -1616,7 +1949,88 @@
         <w:t xml:space="preserve"> </w:t>
       </w:r>
       <w:r>
-        <w:t xml:space="preserve">can also change rapidly. A sample taken on a certain day may not accurately represent the microbial risk of the surface water by the time the culture or other detection is completed and confirmed.</w:t>
+        <w:t xml:space="preserve">can also change rapidly. A sample taken on a certain day may not accurately represent the microbial risk of the surface water by the time the culture or other detection is completed and confirmed. As such, a good model for determining</w:t>
+      </w:r>
+      <w:r>
+        <w:t xml:space="preserve"> </w:t>
+      </w:r>
+      <w:r>
+        <w:rPr>
+          <w:i/>
+          <w:iCs/>
+        </w:rPr>
+        <w:t xml:space="preserve">Salmonella</w:t>
+      </w:r>
+      <w:r>
+        <w:t xml:space="preserve"> </w:t>
+      </w:r>
+      <w:r>
+        <w:t xml:space="preserve">risk is necessary.</w:t>
+      </w:r>
+    </w:p>
+    <w:bookmarkStart w:id="41" w:name="summary-and-interpretation"/>
+    <w:p>
+      <w:pPr>
+        <w:pStyle w:val="Heading2"/>
+      </w:pPr>
+      <w:r>
+        <w:t xml:space="preserve">5.1 Summary and Interpretation</w:t>
+      </w:r>
+    </w:p>
+    <w:p>
+      <w:pPr>
+        <w:pStyle w:val="FirstParagraph"/>
+      </w:pPr>
+      <w:r>
+        <w:t xml:space="preserve">The final linear model with subset selection yielded four variables, pH, wind speed, rain, and turbidity. Rain has long been hypothesized to be correlated with increased</w:t>
+      </w:r>
+      <w:r>
+        <w:t xml:space="preserve"> </w:t>
+      </w:r>
+      <w:r>
+        <w:rPr>
+          <w:i/>
+          <w:iCs/>
+        </w:rPr>
+        <w:t xml:space="preserve">Salmonella</w:t>
+      </w:r>
+      <w:r>
+        <w:t xml:space="preserve"> </w:t>
+      </w:r>
+      <w:r>
+        <w:t xml:space="preserve">prevalence, since runoff could potentially introduce</w:t>
+      </w:r>
+      <w:r>
+        <w:t xml:space="preserve"> </w:t>
+      </w:r>
+      <w:r>
+        <w:rPr>
+          <w:i/>
+          <w:iCs/>
+        </w:rPr>
+        <w:t xml:space="preserve">Salmonella</w:t>
+      </w:r>
+      <w:r>
+        <w:t xml:space="preserve"> </w:t>
+      </w:r>
+      <w:r>
+        <w:t xml:space="preserve">into a body of water. However the evidence supporting this theory has been contradictory. Some studies have found that precipitaion has increased</w:t>
+      </w:r>
+      <w:r>
+        <w:t xml:space="preserve"> </w:t>
+      </w:r>
+      <w:r>
+        <w:rPr>
+          <w:i/>
+          <w:iCs/>
+        </w:rPr>
+        <w:t xml:space="preserve">Salmonella</w:t>
+      </w:r>
+      <w:r>
+        <w:t xml:space="preserve"> </w:t>
+      </w:r>
+      <w:r>
+        <w:t xml:space="preserve">prevalence (Deaven et al., 2021; Murphy et al., 2024; Strawn et al., 2013; Weller et al., 2020), while others have not found it to be impactful (Goyal et al., 1977; McEgan et al., 2013; Santiago-Rodriguez et al., 2012). The final linear model found a negative association with rainfall, which is unusual. This could be due to the fact that there were many days with little or no rainfall and complexity tended to vary greatly even on days of no rainfall. It should also be noted that the model only looks at rainfall day of, and samples were often taken in the middle of the day. As such, for future analysis it may be better to include the previous days weather as a predictor, or perhaps a combined rainfall variable.</w:t>
       </w:r>
     </w:p>
     <w:p>
@@ -1624,32 +2038,97 @@
         <w:pStyle w:val="BodyText"/>
       </w:pPr>
       <w:r>
-        <w:t xml:space="preserve">As such, a good model for determining</w:t>
-      </w:r>
-      <w:r>
-        <w:t xml:space="preserve"> </w:t>
-      </w:r>
-      <w:r>
-        <w:rPr>
-          <w:i/>
-          <w:iCs/>
-        </w:rPr>
-        <w:t xml:space="preserve">Salmonella</w:t>
-      </w:r>
-      <w:r>
-        <w:t xml:space="preserve"> </w:t>
-      </w:r>
-      <w:r>
-        <w:t xml:space="preserve">risk is necessary.</w:t>
-      </w:r>
-    </w:p>
-    <w:bookmarkStart w:id="35" w:name="summary-and-interpretation"/>
+        <w:t xml:space="preserve">It is interesting that pH has a large effect on complexity, although it should be noted that pH is measured on a log scale, so large shifts in pH are not as common. Low pH can inhibit the growth of microorganisms, so it is easy to see why it may lead to lower</w:t>
+      </w:r>
+      <w:r>
+        <w:t xml:space="preserve"> </w:t>
+      </w:r>
+      <w:r>
+        <w:rPr>
+          <w:i/>
+          <w:iCs/>
+        </w:rPr>
+        <w:t xml:space="preserve">Salmonella</w:t>
+      </w:r>
+      <w:r>
+        <w:t xml:space="preserve"> </w:t>
+      </w:r>
+      <w:r>
+        <w:t xml:space="preserve">complexity. Turbidity is the measure of suspended particles in water, and can increase with precipitation or disturbances to the surrounding land. Events that increase turbidity could also potentially introduce</w:t>
+      </w:r>
+      <w:r>
+        <w:t xml:space="preserve"> </w:t>
+      </w:r>
+      <w:r>
+        <w:rPr>
+          <w:i/>
+          <w:iCs/>
+        </w:rPr>
+        <w:t xml:space="preserve">Salmonella</w:t>
+      </w:r>
+      <w:r>
+        <w:t xml:space="preserve"> </w:t>
+      </w:r>
+      <w:r>
+        <w:t xml:space="preserve">into the creek. Wind speed was predicted to have a slight negative effect on</w:t>
+      </w:r>
+      <w:r>
+        <w:t xml:space="preserve"> </w:t>
+      </w:r>
+      <w:r>
+        <w:rPr>
+          <w:i/>
+          <w:iCs/>
+        </w:rPr>
+        <w:t xml:space="preserve">Salmonella</w:t>
+      </w:r>
+      <w:r>
+        <w:t xml:space="preserve"> </w:t>
+      </w:r>
+      <w:r>
+        <w:t xml:space="preserve">complexity. This is interesting as</w:t>
+      </w:r>
+      <w:r>
+        <w:t xml:space="preserve"> </w:t>
+      </w:r>
+      <w:r>
+        <w:rPr>
+          <w:i/>
+          <w:iCs/>
+        </w:rPr>
+        <w:t xml:space="preserve">Salmonella</w:t>
+      </w:r>
+      <w:r>
+        <w:t xml:space="preserve"> </w:t>
+      </w:r>
+      <w:r>
+        <w:t xml:space="preserve">can be aersolized and travel on dust, (FDA, 2024), so this indicates that in this creek, dust blown on the wind may not be a major method through which</w:t>
+      </w:r>
+      <w:r>
+        <w:t xml:space="preserve"> </w:t>
+      </w:r>
+      <w:r>
+        <w:rPr>
+          <w:i/>
+          <w:iCs/>
+        </w:rPr>
+        <w:t xml:space="preserve">Salmonella</w:t>
+      </w:r>
+      <w:r>
+        <w:t xml:space="preserve"> </w:t>
+      </w:r>
+      <w:r>
+        <w:t xml:space="preserve">enters the creek.</w:t>
+      </w:r>
+    </w:p>
+    <w:bookmarkEnd w:id="41"/>
+    <w:bookmarkStart w:id="42" w:name="strengths-and-limitations"/>
     <w:p>
       <w:pPr>
         <w:pStyle w:val="Heading2"/>
       </w:pPr>
       <w:r>
-        <w:t xml:space="preserve">5.1 Summary and Interpretation</w:t>
+        <w:t xml:space="preserve">5.2 Strengths and Limitations</w:t>
       </w:r>
     </w:p>
     <w:p>
@@ -1657,11 +2136,23 @@
         <w:pStyle w:val="FirstParagraph"/>
       </w:pPr>
       <w:r>
-        <w:rPr>
-          <w:i/>
-          <w:iCs/>
-        </w:rPr>
-        <w:t xml:space="preserve">Summarize what you did, what you found and what it means.</w:t>
+        <w:t xml:space="preserve">There have been many attempts to model for</w:t>
+      </w:r>
+      <w:r>
+        <w:t xml:space="preserve"> </w:t>
+      </w:r>
+      <w:r>
+        <w:rPr>
+          <w:i/>
+          <w:iCs/>
+        </w:rPr>
+        <w:t xml:space="preserve">Salmonella</w:t>
+      </w:r>
+      <w:r>
+        <w:t xml:space="preserve"> </w:t>
+      </w:r>
+      <w:r>
+        <w:t xml:space="preserve">prevalence in water. This study is unique in that modeling was done on population complexity rather than prevalence, which is not something many other projects are able to do.</w:t>
       </w:r>
     </w:p>
     <w:p>
@@ -1669,17 +2160,46 @@
         <w:pStyle w:val="BodyText"/>
       </w:pPr>
       <w:r>
-        <w:t xml:space="preserve">The final linear model subset selection yielded four variables.</w:t>
-      </w:r>
-    </w:p>
-    <w:bookmarkEnd w:id="35"/>
-    <w:bookmarkStart w:id="36" w:name="strengths-and-limitations"/>
+        <w:t xml:space="preserve">The amount of data is a limitation in this study, many datasets used in this class contain thousands of datapoints, while this study has far fewer. This lends less statistical power to this study. This dataset also only includes measureable weather and enivornmental variables. However,</w:t>
+      </w:r>
+      <w:r>
+        <w:t xml:space="preserve"> </w:t>
+      </w:r>
+      <w:r>
+        <w:rPr>
+          <w:i/>
+          <w:iCs/>
+        </w:rPr>
+        <w:t xml:space="preserve">Salmonella</w:t>
+      </w:r>
+      <w:r>
+        <w:t xml:space="preserve"> </w:t>
+      </w:r>
+      <w:r>
+        <w:t xml:space="preserve">is an enteric pathogen that has been shown to be carried by wildlife and other reserviors. This dataset does not include any information on the movement of such hosts and therefore the predictor variables may not be sufficient to capture the effect of wildlife activity on</w:t>
+      </w:r>
+      <w:r>
+        <w:t xml:space="preserve"> </w:t>
+      </w:r>
+      <w:r>
+        <w:rPr>
+          <w:i/>
+          <w:iCs/>
+        </w:rPr>
+        <w:t xml:space="preserve">Salmonella</w:t>
+      </w:r>
+      <w:r>
+        <w:t xml:space="preserve">.</w:t>
+      </w:r>
+    </w:p>
+    <w:bookmarkEnd w:id="42"/>
+    <w:bookmarkStart w:id="43" w:name="conclusions"/>
     <w:p>
       <w:pPr>
         <w:pStyle w:val="Heading2"/>
       </w:pPr>
       <w:r>
-        <w:t xml:space="preserve">5.2 Strengths and Limitations</w:t>
+        <w:t xml:space="preserve">5.3 Conclusions</w:t>
       </w:r>
     </w:p>
     <w:p>
@@ -1687,23 +2207,36 @@
         <w:pStyle w:val="FirstParagraph"/>
       </w:pPr>
       <w:r>
-        <w:t xml:space="preserve">There have been many attempts to model for</w:t>
-      </w:r>
-      <w:r>
-        <w:t xml:space="preserve"> </w:t>
-      </w:r>
-      <w:r>
-        <w:rPr>
-          <w:i/>
-          <w:iCs/>
-        </w:rPr>
-        <w:t xml:space="preserve">Salmonella</w:t>
-      </w:r>
-      <w:r>
-        <w:t xml:space="preserve"> </w:t>
-      </w:r>
-      <w:r>
-        <w:t xml:space="preserve">prevalence in water. This study is unique in that modeling was done on population complexity rather than prevalence, which is not something many other projects are able to do.</w:t>
+        <w:rPr>
+          <w:i/>
+          <w:iCs/>
+        </w:rPr>
+        <w:t xml:space="preserve">Salmonella</w:t>
+      </w:r>
+      <w:r>
+        <w:t xml:space="preserve"> </w:t>
+      </w:r>
+      <w:r>
+        <w:t xml:space="preserve">populations in surface water are complex and dynamic, changing frequently. Modeling for complexity can be a valid alternative to modeling for prevalence in surface water systems, especially when prevalence is high. Rainfall, turbidity, pH, and wind speed may have an impact on the complexity of these populations.</w:t>
+      </w:r>
+    </w:p>
+    <w:bookmarkEnd w:id="43"/>
+    <w:bookmarkEnd w:id="44"/>
+    <w:bookmarkStart w:id="45" w:name="references"/>
+    <w:p>
+      <w:pPr>
+        <w:pStyle w:val="Heading1"/>
+      </w:pPr>
+      <w:r>
+        <w:t xml:space="preserve">6. References</w:t>
+      </w:r>
+    </w:p>
+    <w:p>
+      <w:pPr>
+        <w:pStyle w:val="FirstParagraph"/>
+      </w:pPr>
+      <w:r>
+        <w:t xml:space="preserve">Deaven, A. M., Ferreira, C. M., Reed, E. A., Chen See, J. R., Lee, N. A., Almaraz, E., Rios, P. C., Marogi, J. G., Lamendella, R., Zheng, J., Bell, R. L., &amp; Shariat, N. W. (2021). Salmonella Genomics and Population Analyses Reveal High Inter- and Intraserovar Diversity in Freshwater. Applied and Environmental Microbiology, 87(6), e02594-20. https://doi.org/10.1128/AEM.02594-20</w:t>
       </w:r>
     </w:p>
     <w:p>
@@ -1711,58 +2244,7 @@
         <w:pStyle w:val="BodyText"/>
       </w:pPr>
       <w:r>
-        <w:t xml:space="preserve">The amount of data is a limitation in this study, many datasets used in this class contain thousands of datapoints, while this study has far fewer. This lends less statistical power to this study. This dataset also only includes measureable weather and enivornmental variables. However,</w:t>
-      </w:r>
-      <w:r>
-        <w:t xml:space="preserve"> </w:t>
-      </w:r>
-      <w:r>
-        <w:rPr>
-          <w:i/>
-          <w:iCs/>
-        </w:rPr>
-        <w:t xml:space="preserve">Salmonella</w:t>
-      </w:r>
-      <w:r>
-        <w:t xml:space="preserve"> </w:t>
-      </w:r>
-      <w:r>
-        <w:t xml:space="preserve">is an enteric pathogen that has been shown to be carried by wildlife and other reserviors. This dataset does not include any information on the movement of such hosts and therefore the predictor variables may not be sufficient to capture the effect of wildlife activity on</w:t>
-      </w:r>
-      <w:r>
-        <w:t xml:space="preserve"> </w:t>
-      </w:r>
-      <w:r>
-        <w:rPr>
-          <w:i/>
-          <w:iCs/>
-        </w:rPr>
-        <w:t xml:space="preserve">Salmonella</w:t>
-      </w:r>
-      <w:r>
-        <w:t xml:space="preserve">.</w:t>
-      </w:r>
-    </w:p>
-    <w:bookmarkEnd w:id="36"/>
-    <w:bookmarkStart w:id="37" w:name="conclusions"/>
-    <w:p>
-      <w:pPr>
-        <w:pStyle w:val="Heading2"/>
-      </w:pPr>
-      <w:r>
-        <w:t xml:space="preserve">5.3 Conclusions</w:t>
-      </w:r>
-    </w:p>
-    <w:p>
-      <w:pPr>
-        <w:pStyle w:val="FirstParagraph"/>
-      </w:pPr>
-      <w:r>
-        <w:rPr>
-          <w:i/>
-          <w:iCs/>
-        </w:rPr>
-        <w:t xml:space="preserve">What are the main take-home messages?</w:t>
+        <w:t xml:space="preserve">Dieter, C. A., Maupin, M. A., Caldwell, R. R., Harris, M. A., Ivahnenko, T. I., Lovelace, J. K., Barber, N. L., &amp; Linsey, K. S. (2018). Estimated use of water in the United States in 2015. In Circular (No. 1441). U.S. Geological Survey. https://doi.org/10.3133/cir1441</w:t>
       </w:r>
     </w:p>
     <w:p>
@@ -1770,27 +2252,76 @@
         <w:pStyle w:val="BodyText"/>
       </w:pPr>
       <w:r>
-        <w:rPr>
-          <w:i/>
-          <w:iCs/>
-        </w:rPr>
-        <w:t xml:space="preserve">Include citations in your Qmd file using BibTeX, the list of references will automatically be placed at the end</w:t>
-      </w:r>
-    </w:p>
-    <w:bookmarkEnd w:id="37"/>
-    <w:bookmarkEnd w:id="38"/>
-    <w:bookmarkStart w:id="39" w:name="references"/>
-    <w:p>
-      <w:pPr>
-        <w:pStyle w:val="Heading1"/>
-      </w:pPr>
-      <w:r>
-        <w:t xml:space="preserve">6. References</w:t>
-      </w:r>
-    </w:p>
-    <w:p>
-      <w:pPr>
-        <w:pStyle w:val="FirstParagraph"/>
+        <w:t xml:space="preserve">FDA. (2025). Outbreak Investigation of Salmonella: Cucumbers (June 2024). FDA. https://www.fda.gov/food/outbreaks-foodborne-illness/outbreak-investigation-salmonella-cucumbers-june-2024</w:t>
+      </w:r>
+    </w:p>
+    <w:p>
+      <w:pPr>
+        <w:pStyle w:val="BodyText"/>
+      </w:pPr>
+      <w:r>
+        <w:t xml:space="preserve">FDA. (2024a). Factors Potentially Contributing to the Contamination of Peaches Implicated in the Summer 2020 Outbreak of Salmonella Enteritidis. FDA. https://www.fda.gov/food/outbreaks-foodborne-illness/factors-potentially-contributing-contamination-peaches-implicated-summer-2020-outbreak-salmonella</w:t>
+      </w:r>
+    </w:p>
+    <w:p>
+      <w:pPr>
+        <w:pStyle w:val="BodyText"/>
+      </w:pPr>
+      <w:r>
+        <w:t xml:space="preserve">FDA, H. F. (2024b). Factors Potentially Contributing to the Contamination of Red Onions Implicated in the Summer 2020 Outbreak of Salmonella Newport. FDA. https://www.fda.gov/food/outbreaks-foodborne-illness/factors-potentially-contributing-contamination-red-onions-implicated-summer-2020-outbreak-salmonella</w:t>
+      </w:r>
+    </w:p>
+    <w:p>
+      <w:pPr>
+        <w:pStyle w:val="BodyText"/>
+      </w:pPr>
+      <w:r>
+        <w:t xml:space="preserve">Gorski, L., Parker, C. T., Liang, A., Cooley, M. B., Jay-Russell, M. T., Gordus, A. G., Atwill, E. R., &amp; Mandrell, R. E. (2011). Prevalence, distribution, and diversity of Salmonella enterica in a major produce region of California. Applied and Environmental Microbiology, 77(8), 2734–2748. https://doi.org/10.1128/AEM.02321-10</w:t>
+      </w:r>
+    </w:p>
+    <w:p>
+      <w:pPr>
+        <w:pStyle w:val="BodyText"/>
+      </w:pPr>
+      <w:r>
+        <w:t xml:space="preserve">Goyal, S. M., Gerba, C. P., &amp; Melnick, J. L. (1977). Occurrence and distribution of bacterial indicators and pathogens in canal communities along the Texas coast. Applied and Environmental Microbiology, 34(2), 139–149. https://doi.org/10.1128/aem.34.2.139-149.1977</w:t>
+      </w:r>
+    </w:p>
+    <w:p>
+      <w:pPr>
+        <w:pStyle w:val="BodyText"/>
+      </w:pPr>
+      <w:r>
+        <w:t xml:space="preserve">Greene, S. K., Daly, E. R., Talbot, E. A., Demma, L. J., Holzbauer, S., Patel, N. J., Hill, T. A., Walderhaug, M. O., Hoekstra, R. M., Lynch, M. F., &amp; Painter, J. A. (2008). Recurrent multistate outbreak of Salmonella Newport associated with tomatoes from contaminated fields, 2005. Epidemiology and Infection, 136(2), 157–165. https://doi.org/10.1017/S095026880700859X</w:t>
+      </w:r>
+    </w:p>
+    <w:p>
+      <w:pPr>
+        <w:pStyle w:val="BodyText"/>
+      </w:pPr>
+      <w:r>
+        <w:t xml:space="preserve">Grimont, P. A. D. (n.d.). Antigenic Formulae of the Salmonella Serovars. Institut Pasteur. Retrieved https://www.pasteur.fr/sites/default/files/veng_0.pdf</w:t>
+      </w:r>
+    </w:p>
+    <w:p>
+      <w:pPr>
+        <w:pStyle w:val="BodyText"/>
+      </w:pPr>
+      <w:r>
+        <w:t xml:space="preserve">Havelaar, A. H., Vazquez, K. M., Topalcengiz, Z., Muñoz-Carpena, R., &amp; Danyluk, M. D. (2017). Evaluating the U.S. Food Safety Modernization Act Produce Safety Rule Standard for Microbial Quality of Agricultural Water for Growing Produce. Journal of Food Protection, 80(11), 1832–1841. https://doi.org/10.4315/0362-028X.JFP-17-122</w:t>
+      </w:r>
+    </w:p>
+    <w:p>
+      <w:pPr>
+        <w:pStyle w:val="BodyText"/>
+      </w:pPr>
+      <w:r>
+        <w:t xml:space="preserve">Li, B., Jackson, S. A., Gangiredla, J., Wang, W., Liu, H., Tall, B. D., Beaubrun, J. J.-G., Jay-Russell, M., Vellidis, G., &amp; Elkins, C. A. (2015). Genomic Evidence Reveals Numerous Salmonella enterica Serovar Newport Reintroduction Events in Suwannee Watershed Irrigation Ponds. Applied and Environmental Microbiology, 81(24), 8243–8253. https://doi.org/10.1128/AEM.02179-15</w:t>
+      </w:r>
+    </w:p>
+    <w:p>
+      <w:pPr>
+        <w:pStyle w:val="BodyText"/>
       </w:pPr>
       <w:r>
         <w:t xml:space="preserve">Love, M. I., Huber, W., &amp; Anders, S. (2014). Moderated estimation of fold change and dispersion for RNA-seq data with DESeq2. Genome Biology, 15(12), 550. https://doi.org/10.1186/s13059-014-0550-8</w:t>
@@ -1801,10 +2332,74 @@
         <w:pStyle w:val="BodyText"/>
       </w:pPr>
       <w:r>
+        <w:t xml:space="preserve">Maurer, J. J., Martin, G., Hernandez, S., Cheng, Y., Gerner-Smidt, P., Hise, K. B., D’Angelo, M. T., Cole, D., Sanchez, S., Madden, M., Valeika, S., Presotto, A., &amp; Lipp, E. K. (2015). Diversity and Persistence of Salmonella enterica Strains in Rural Landscapes in the Southeastern United States. PLOS ONE, 10(7), e0128937. https://doi.org/10.1371/journal.pone.0128937</w:t>
+      </w:r>
+    </w:p>
+    <w:p>
+      <w:pPr>
+        <w:pStyle w:val="BodyText"/>
+      </w:pPr>
+      <w:r>
+        <w:t xml:space="preserve">McEgan, R., Mootian, G., Goodridge, L. D., Schaffner, D. W., &amp; Danyluk, M. D. (2013). Predicting Salmonella populations from biological, chemical, and physical indicators in Florida surface waters. Applied and Environmental Microbiology, 79(13), 4094–4105. https://doi.org/10.1128/AEM.00777-13</w:t>
+      </w:r>
+    </w:p>
+    <w:p>
+      <w:pPr>
+        <w:pStyle w:val="BodyText"/>
+      </w:pPr>
+      <w:r>
+        <w:t xml:space="preserve">Murphy, C. M., Weller, D. L., &amp; Strawn, L. K. (2024). Scale and detection method impacted Salmonella prevalence and diversity in ponds. Science of The Total Environment, 907, 167812. https://doi.org/10.1016/j.scitotenv.2023.167812</w:t>
+      </w:r>
+    </w:p>
+    <w:p>
+      <w:pPr>
+        <w:pStyle w:val="BodyText"/>
+      </w:pPr>
+      <w:r>
+        <w:t xml:space="preserve">Pal, A., Jackson, A. P., Urrutia, A., Macklin, K. S., Price, S. B., Buhr, R. J., &amp; Bourassa, D. V. (2022). Research Note: Bacterial composition of settled dust during growout of broiler chickens. Poultry Science, 101(2), 101602. https://doi.org/10.1016/j.psj.2021.101602</w:t>
+      </w:r>
+    </w:p>
+    <w:p>
+      <w:pPr>
+        <w:pStyle w:val="BodyText"/>
+      </w:pPr>
+      <w:r>
+        <w:t xml:space="preserve">Santiago-Rodriguez, T. M., Tremblay, R. L., Toledo-Hernandez, C., Gonzalez-Nieves, J. E., Ryu, H., Santo Domingo, J. W., &amp; Toranzos, G. A. (2012). Microbial quality of tropical inland waters and effects of rainfall events. Applied and Environmental Microbiology, 78(15), 5160–5169. https://doi.org/10.1128/AEM.07773-11</w:t>
+      </w:r>
+    </w:p>
+    <w:p>
+      <w:pPr>
+        <w:pStyle w:val="BodyText"/>
+      </w:pPr>
+      <w:r>
         <w:t xml:space="preserve">Smith, J. C., Siceloff, A. T., Shirazi, S. M., Bell, R. L., &amp; Shariat, N. W. (2025). A two-year study of Salmonella in four natural watersheds highlights the need for increased environmental Salmonella surveillance to close the One Health loop. Applied and Environmental Microbiology, 91(12), e01770-25. https://doi.org/10.1128/aem.01770-25</w:t>
       </w:r>
     </w:p>
-    <w:bookmarkEnd w:id="39"/>
+    <w:p>
+      <w:pPr>
+        <w:pStyle w:val="BodyText"/>
+      </w:pPr>
+      <w:r>
+        <w:t xml:space="preserve">Strawn, L. K., Gröhn, Y. T., Warchocki, S., Worobo, R. W., Bihn, E. A., &amp; Wiedmann, M. (2013). Risk factors associated with Salmonella and Listeria monocytogenes contamination of produce fields. Applied and Environmental Microbiology, 79(24), 7618–7627. https://doi.org/10.1128/AEM.02831-13</w:t>
+      </w:r>
+    </w:p>
+    <w:p>
+      <w:pPr>
+        <w:pStyle w:val="BodyText"/>
+      </w:pPr>
+      <w:r>
+        <w:t xml:space="preserve">Uzzau, S., Brown, D. J., Wallis, T., Rubino, S., Leori, G., Bernard, S., Casadesús, J., Platt, D. J., &amp; Olsen, J. E. (2000). Host adapted serotypes of Salmonella enterica. Epidemiology and Infection, 125(2), 229–255. https://doi.org/10.1017/s0950268899004379</w:t>
+      </w:r>
+    </w:p>
+    <w:p>
+      <w:pPr>
+        <w:pStyle w:val="BodyText"/>
+      </w:pPr>
+      <w:r>
+        <w:t xml:space="preserve">Weller, D., Brassill, N., Rock, C., Ivanek, R., Mudrak, E., Roof, S., Ganda, E., &amp; Wiedmann, M. (2020). Complex interactions between weather, and microbial and physicochemical water quality impact the likelihood of detecting foodborne pathogens in agricultural water. Frontiers in Microbiology, 11. https://doi.org/10.3389/fmicb.2020.00134</w:t>
+      </w:r>
+    </w:p>
+    <w:bookmarkEnd w:id="45"/>
     <w:sectPr>
       <w:footnotePr>
         <w:numRestart w:val="eachSect"/>
